--- a/Etapa Construcción - Iteración 1/Pruebas 1° Tanda de CUs a implementar/Caso de Prueba CU09： Crear Tarea-Kairos-NexTech.docx
+++ b/Etapa Construcción - Iteración 1/Pruebas 1° Tanda de CUs a implementar/Caso de Prueba CU09： Crear Tarea-Kairos-NexTech.docx
@@ -1416,7 +1416,7 @@
     </w:p>
     <w:sdt>
       <w:sdtPr>
-        <w:id w:val="2119742006"/>
+        <w:id w:val="-2039375143"/>
         <w:docPartObj>
           <w:docPartGallery w:val="Table of Contents"/>
           <w:docPartUnique w:val="1"/>

--- a/Etapa Construcción - Iteración 1/Pruebas 1° Tanda de CUs a implementar/Caso de Prueba CU09： Crear Tarea-Kairos-NexTech.docx
+++ b/Etapa Construcción - Iteración 1/Pruebas 1° Tanda de CUs a implementar/Caso de Prueba CU09： Crear Tarea-Kairos-NexTech.docx
@@ -987,12 +987,12 @@
             <wp:extent cx="1200150" cy="1200150"/>
             <wp:effectExtent b="0" l="0" r="0" t="0"/>
             <wp:wrapSquare wrapText="bothSides" distB="0" distT="0" distL="114300" distR="114300"/>
-            <wp:docPr descr="psi-negro.png" id="16" name="image2.png"/>
+            <wp:docPr descr="psi-negro.png" id="16" name="image1.png"/>
             <a:graphic>
               <a:graphicData uri="http://schemas.openxmlformats.org/drawingml/2006/picture">
                 <pic:pic>
                   <pic:nvPicPr>
-                    <pic:cNvPr descr="psi-negro.png" id="0" name="image2.png"/>
+                    <pic:cNvPr descr="psi-negro.png" id="0" name="image1.png"/>
                     <pic:cNvPicPr preferRelativeResize="0"/>
                   </pic:nvPicPr>
                   <pic:blipFill>
@@ -1042,12 +1042,12 @@
             <wp:extent cx="1304925" cy="2019300"/>
             <wp:effectExtent b="0" l="0" r="0" t="0"/>
             <wp:wrapSquare wrapText="bothSides" distB="0" distT="0" distL="114300" distR="114300"/>
-            <wp:docPr descr="UNPA.JPG" id="15" name="image1.jpg"/>
+            <wp:docPr descr="UNPA.JPG" id="15" name="image2.jpg"/>
             <a:graphic>
               <a:graphicData uri="http://schemas.openxmlformats.org/drawingml/2006/picture">
                 <pic:pic>
                   <pic:nvPicPr>
-                    <pic:cNvPr descr="UNPA.JPG" id="0" name="image1.jpg"/>
+                    <pic:cNvPr descr="UNPA.JPG" id="0" name="image2.jpg"/>
                     <pic:cNvPicPr preferRelativeResize="0"/>
                   </pic:nvPicPr>
                   <pic:blipFill>
@@ -1313,12 +1313,12 @@
             <wp:extent cx="1200150" cy="1200150"/>
             <wp:effectExtent b="0" l="0" r="0" t="0"/>
             <wp:wrapSquare wrapText="bothSides" distB="0" distT="0" distL="114300" distR="114300"/>
-            <wp:docPr descr="psi-negro.png" id="13" name="image2.png"/>
+            <wp:docPr descr="psi-negro.png" id="13" name="image1.png"/>
             <a:graphic>
               <a:graphicData uri="http://schemas.openxmlformats.org/drawingml/2006/picture">
                 <pic:pic>
                   <pic:nvPicPr>
-                    <pic:cNvPr descr="psi-negro.png" id="0" name="image2.png"/>
+                    <pic:cNvPr descr="psi-negro.png" id="0" name="image1.png"/>
                     <pic:cNvPicPr preferRelativeResize="0"/>
                   </pic:nvPicPr>
                   <pic:blipFill>
@@ -1416,7 +1416,7 @@
     </w:p>
     <w:sdt>
       <w:sdtPr>
-        <w:id w:val="-2039375143"/>
+        <w:id w:val="-943635663"/>
         <w:docPartObj>
           <w:docPartGallery w:val="Table of Contents"/>
           <w:docPartUnique w:val="1"/>
@@ -6299,12 +6299,12 @@
           <wp:extent cx="669290" cy="669290"/>
           <wp:effectExtent b="0" l="0" r="0" t="0"/>
           <wp:wrapSquare wrapText="bothSides" distB="0" distT="0" distL="114300" distR="114300"/>
-          <wp:docPr descr="psi-negro.png" id="14" name="image2.png"/>
+          <wp:docPr descr="psi-negro.png" id="14" name="image1.png"/>
           <a:graphic>
             <a:graphicData uri="http://schemas.openxmlformats.org/drawingml/2006/picture">
               <pic:pic>
                 <pic:nvPicPr>
-                  <pic:cNvPr descr="psi-negro.png" id="0" name="image2.png"/>
+                  <pic:cNvPr descr="psi-negro.png" id="0" name="image1.png"/>
                   <pic:cNvPicPr preferRelativeResize="0"/>
                 </pic:nvPicPr>
                 <pic:blipFill>
@@ -6354,12 +6354,12 @@
           <wp:extent cx="425450" cy="666750"/>
           <wp:effectExtent b="0" l="0" r="0" t="0"/>
           <wp:wrapSquare wrapText="bothSides" distB="0" distT="0" distL="114300" distR="114300"/>
-          <wp:docPr descr="UNPA.JPG" id="12" name="image1.jpg"/>
+          <wp:docPr descr="UNPA.JPG" id="12" name="image2.jpg"/>
           <a:graphic>
             <a:graphicData uri="http://schemas.openxmlformats.org/drawingml/2006/picture">
               <pic:pic>
                 <pic:nvPicPr>
-                  <pic:cNvPr descr="UNPA.JPG" id="0" name="image1.jpg"/>
+                  <pic:cNvPr descr="UNPA.JPG" id="0" name="image2.jpg"/>
                   <pic:cNvPicPr preferRelativeResize="0"/>
                 </pic:nvPicPr>
                 <pic:blipFill>

--- a/Etapa Construcción - Iteración 1/Pruebas 1° Tanda de CUs a implementar/Caso de Prueba CU09： Crear Tarea-Kairos-NexTech.docx
+++ b/Etapa Construcción - Iteración 1/Pruebas 1° Tanda de CUs a implementar/Caso de Prueba CU09： Crear Tarea-Kairos-NexTech.docx
@@ -987,12 +987,12 @@
             <wp:extent cx="1200150" cy="1200150"/>
             <wp:effectExtent b="0" l="0" r="0" t="0"/>
             <wp:wrapSquare wrapText="bothSides" distB="0" distT="0" distL="114300" distR="114300"/>
-            <wp:docPr descr="psi-negro.png" id="16" name="image1.png"/>
+            <wp:docPr descr="psi-negro.png" id="16" name="image2.png"/>
             <a:graphic>
               <a:graphicData uri="http://schemas.openxmlformats.org/drawingml/2006/picture">
                 <pic:pic>
                   <pic:nvPicPr>
-                    <pic:cNvPr descr="psi-negro.png" id="0" name="image1.png"/>
+                    <pic:cNvPr descr="psi-negro.png" id="0" name="image2.png"/>
                     <pic:cNvPicPr preferRelativeResize="0"/>
                   </pic:nvPicPr>
                   <pic:blipFill>
@@ -1042,12 +1042,12 @@
             <wp:extent cx="1304925" cy="2019300"/>
             <wp:effectExtent b="0" l="0" r="0" t="0"/>
             <wp:wrapSquare wrapText="bothSides" distB="0" distT="0" distL="114300" distR="114300"/>
-            <wp:docPr descr="UNPA.JPG" id="15" name="image2.jpg"/>
+            <wp:docPr descr="UNPA.JPG" id="15" name="image1.jpg"/>
             <a:graphic>
               <a:graphicData uri="http://schemas.openxmlformats.org/drawingml/2006/picture">
                 <pic:pic>
                   <pic:nvPicPr>
-                    <pic:cNvPr descr="UNPA.JPG" id="0" name="image2.jpg"/>
+                    <pic:cNvPr descr="UNPA.JPG" id="0" name="image1.jpg"/>
                     <pic:cNvPicPr preferRelativeResize="0"/>
                   </pic:nvPicPr>
                   <pic:blipFill>
@@ -1313,12 +1313,12 @@
             <wp:extent cx="1200150" cy="1200150"/>
             <wp:effectExtent b="0" l="0" r="0" t="0"/>
             <wp:wrapSquare wrapText="bothSides" distB="0" distT="0" distL="114300" distR="114300"/>
-            <wp:docPr descr="psi-negro.png" id="13" name="image1.png"/>
+            <wp:docPr descr="psi-negro.png" id="13" name="image2.png"/>
             <a:graphic>
               <a:graphicData uri="http://schemas.openxmlformats.org/drawingml/2006/picture">
                 <pic:pic>
                   <pic:nvPicPr>
-                    <pic:cNvPr descr="psi-negro.png" id="0" name="image1.png"/>
+                    <pic:cNvPr descr="psi-negro.png" id="0" name="image2.png"/>
                     <pic:cNvPicPr preferRelativeResize="0"/>
                   </pic:nvPicPr>
                   <pic:blipFill>
@@ -1416,7 +1416,7 @@
     </w:p>
     <w:sdt>
       <w:sdtPr>
-        <w:id w:val="-943635663"/>
+        <w:id w:val="1768845976"/>
         <w:docPartObj>
           <w:docPartGallery w:val="Table of Contents"/>
           <w:docPartUnique w:val="1"/>
@@ -6299,12 +6299,12 @@
           <wp:extent cx="669290" cy="669290"/>
           <wp:effectExtent b="0" l="0" r="0" t="0"/>
           <wp:wrapSquare wrapText="bothSides" distB="0" distT="0" distL="114300" distR="114300"/>
-          <wp:docPr descr="psi-negro.png" id="14" name="image1.png"/>
+          <wp:docPr descr="psi-negro.png" id="14" name="image2.png"/>
           <a:graphic>
             <a:graphicData uri="http://schemas.openxmlformats.org/drawingml/2006/picture">
               <pic:pic>
                 <pic:nvPicPr>
-                  <pic:cNvPr descr="psi-negro.png" id="0" name="image1.png"/>
+                  <pic:cNvPr descr="psi-negro.png" id="0" name="image2.png"/>
                   <pic:cNvPicPr preferRelativeResize="0"/>
                 </pic:nvPicPr>
                 <pic:blipFill>
@@ -6354,12 +6354,12 @@
           <wp:extent cx="425450" cy="666750"/>
           <wp:effectExtent b="0" l="0" r="0" t="0"/>
           <wp:wrapSquare wrapText="bothSides" distB="0" distT="0" distL="114300" distR="114300"/>
-          <wp:docPr descr="UNPA.JPG" id="12" name="image2.jpg"/>
+          <wp:docPr descr="UNPA.JPG" id="12" name="image1.jpg"/>
           <a:graphic>
             <a:graphicData uri="http://schemas.openxmlformats.org/drawingml/2006/picture">
               <pic:pic>
                 <pic:nvPicPr>
-                  <pic:cNvPr descr="UNPA.JPG" id="0" name="image2.jpg"/>
+                  <pic:cNvPr descr="UNPA.JPG" id="0" name="image1.jpg"/>
                   <pic:cNvPicPr preferRelativeResize="0"/>
                 </pic:nvPicPr>
                 <pic:blipFill>

--- a/Etapa Construcción - Iteración 1/Pruebas 1° Tanda de CUs a implementar/Caso de Prueba CU09： Crear Tarea-Kairos-NexTech.docx
+++ b/Etapa Construcción - Iteración 1/Pruebas 1° Tanda de CUs a implementar/Caso de Prueba CU09： Crear Tarea-Kairos-NexTech.docx
@@ -1416,7 +1416,7 @@
     </w:p>
     <w:sdt>
       <w:sdtPr>
-        <w:id w:val="1768845976"/>
+        <w:id w:val="630019836"/>
         <w:docPartObj>
           <w:docPartGallery w:val="Table of Contents"/>
           <w:docPartUnique w:val="1"/>

--- a/Etapa Construcción - Iteración 1/Pruebas 1° Tanda de CUs a implementar/Caso de Prueba CU09： Crear Tarea-Kairos-NexTech.docx
+++ b/Etapa Construcción - Iteración 1/Pruebas 1° Tanda de CUs a implementar/Caso de Prueba CU09： Crear Tarea-Kairos-NexTech.docx
@@ -1416,7 +1416,7 @@
     </w:p>
     <w:sdt>
       <w:sdtPr>
-        <w:id w:val="630019836"/>
+        <w:id w:val="516462706"/>
         <w:docPartObj>
           <w:docPartGallery w:val="Table of Contents"/>
           <w:docPartUnique w:val="1"/>

--- a/Etapa Construcción - Iteración 1/Pruebas 1° Tanda de CUs a implementar/Caso de Prueba CU09： Crear Tarea-Kairos-NexTech.docx
+++ b/Etapa Construcción - Iteración 1/Pruebas 1° Tanda de CUs a implementar/Caso de Prueba CU09： Crear Tarea-Kairos-NexTech.docx
@@ -22,7 +22,9 @@
         <w:rPr>
           <w:rFonts w:ascii="Cambria" w:cs="Cambria" w:eastAsia="Cambria" w:hAnsi="Cambria"/>
           <w:b w:val="0"/>
+          <w:bCs w:val="0"/>
           <w:i w:val="0"/>
+          <w:iCs w:val="0"/>
           <w:smallCaps w:val="0"/>
           <w:strike w:val="0"/>
           <w:color w:val="000000"/>
@@ -59,7 +61,9 @@
         <w:rPr>
           <w:rFonts w:ascii="Cambria" w:cs="Cambria" w:eastAsia="Cambria" w:hAnsi="Cambria"/>
           <w:b w:val="0"/>
+          <w:bCs w:val="0"/>
           <w:i w:val="0"/>
+          <w:iCs w:val="0"/>
           <w:smallCaps w:val="0"/>
           <w:strike w:val="0"/>
           <w:color w:val="000000"/>
@@ -96,7 +100,9 @@
         <w:rPr>
           <w:rFonts w:ascii="Cambria" w:cs="Cambria" w:eastAsia="Cambria" w:hAnsi="Cambria"/>
           <w:b w:val="0"/>
+          <w:bCs w:val="0"/>
           <w:i w:val="0"/>
+          <w:iCs w:val="0"/>
           <w:smallCaps w:val="0"/>
           <w:strike w:val="0"/>
           <w:color w:val="000000"/>
@@ -111,7 +117,9 @@
         <w:rPr>
           <w:rFonts w:ascii="Calibri" w:cs="Calibri" w:eastAsia="Calibri" w:hAnsi="Calibri"/>
           <w:b w:val="0"/>
+          <w:bCs w:val="0"/>
           <w:i w:val="0"/>
+          <w:iCs w:val="0"/>
           <w:smallCaps w:val="0"/>
           <w:strike w:val="0"/>
           <w:color w:val="000000"/>
@@ -231,7 +239,9 @@
         <w:rPr>
           <w:rFonts w:ascii="Calibri" w:cs="Calibri" w:eastAsia="Calibri" w:hAnsi="Calibri"/>
           <w:b w:val="0"/>
+          <w:bCs w:val="0"/>
           <w:i w:val="0"/>
+          <w:iCs w:val="0"/>
           <w:smallCaps w:val="0"/>
           <w:strike w:val="0"/>
           <w:color w:val="000000"/>
@@ -351,7 +361,9 @@
         <w:rPr>
           <w:rFonts w:ascii="Calibri" w:cs="Calibri" w:eastAsia="Calibri" w:hAnsi="Calibri"/>
           <w:b w:val="0"/>
+          <w:bCs w:val="0"/>
           <w:i w:val="0"/>
+          <w:iCs w:val="0"/>
           <w:smallCaps w:val="0"/>
           <w:strike w:val="0"/>
           <w:color w:val="000000"/>
@@ -471,7 +483,9 @@
         <w:rPr>
           <w:rFonts w:ascii="Calibri" w:cs="Calibri" w:eastAsia="Calibri" w:hAnsi="Calibri"/>
           <w:b w:val="0"/>
+          <w:bCs w:val="0"/>
           <w:i w:val="0"/>
+          <w:iCs w:val="0"/>
           <w:smallCaps w:val="0"/>
           <w:strike w:val="0"/>
           <w:color w:val="000000"/>
@@ -613,7 +627,9 @@
         <w:rPr>
           <w:rFonts w:ascii="Cambria" w:cs="Cambria" w:eastAsia="Cambria" w:hAnsi="Cambria"/>
           <w:b w:val="0"/>
+          <w:bCs w:val="0"/>
           <w:i w:val="0"/>
+          <w:iCs w:val="0"/>
           <w:smallCaps w:val="0"/>
           <w:strike w:val="0"/>
           <w:color w:val="000000"/>
@@ -628,7 +644,9 @@
         <w:rPr>
           <w:rFonts w:ascii="Cambria" w:cs="Cambria" w:eastAsia="Cambria" w:hAnsi="Cambria"/>
           <w:b w:val="0"/>
+          <w:bCs w:val="0"/>
           <w:i w:val="0"/>
+          <w:iCs w:val="0"/>
           <w:smallCaps w:val="0"/>
           <w:strike w:val="0"/>
           <w:color w:val="000000"/>
@@ -662,7 +680,9 @@
         <w:rPr>
           <w:rFonts w:ascii="Cambria" w:cs="Cambria" w:eastAsia="Cambria" w:hAnsi="Cambria"/>
           <w:b w:val="0"/>
+          <w:bCs w:val="0"/>
           <w:i w:val="0"/>
+          <w:iCs w:val="0"/>
           <w:smallCaps w:val="0"/>
           <w:strike w:val="0"/>
           <w:color w:val="000000"/>
@@ -708,7 +728,9 @@
         <w:rPr>
           <w:rFonts w:ascii="Calibri" w:cs="Calibri" w:eastAsia="Calibri" w:hAnsi="Calibri"/>
           <w:b w:val="0"/>
+          <w:bCs w:val="0"/>
           <w:i w:val="0"/>
+          <w:iCs w:val="0"/>
           <w:smallCaps w:val="0"/>
           <w:strike w:val="0"/>
           <w:color w:val="000000"/>
@@ -745,7 +767,9 @@
         <w:rPr>
           <w:rFonts w:ascii="Calibri" w:cs="Calibri" w:eastAsia="Calibri" w:hAnsi="Calibri"/>
           <w:b w:val="0"/>
+          <w:bCs w:val="0"/>
           <w:i w:val="0"/>
+          <w:iCs w:val="0"/>
           <w:smallCaps w:val="0"/>
           <w:strike w:val="0"/>
           <w:color w:val="000000"/>
@@ -782,7 +806,9 @@
         <w:rPr>
           <w:rFonts w:ascii="Calibri" w:cs="Calibri" w:eastAsia="Calibri" w:hAnsi="Calibri"/>
           <w:b w:val="0"/>
+          <w:bCs w:val="0"/>
           <w:i w:val="0"/>
+          <w:iCs w:val="0"/>
           <w:smallCaps w:val="0"/>
           <w:strike w:val="0"/>
           <w:color w:val="000000"/>
@@ -819,7 +845,9 @@
         <w:rPr>
           <w:rFonts w:ascii="Calibri" w:cs="Calibri" w:eastAsia="Calibri" w:hAnsi="Calibri"/>
           <w:b w:val="0"/>
+          <w:bCs w:val="0"/>
           <w:i w:val="0"/>
+          <w:iCs w:val="0"/>
           <w:smallCaps w:val="0"/>
           <w:strike w:val="0"/>
           <w:color w:val="000000"/>
@@ -856,7 +884,9 @@
         <w:rPr>
           <w:rFonts w:ascii="Calibri" w:cs="Calibri" w:eastAsia="Calibri" w:hAnsi="Calibri"/>
           <w:b w:val="0"/>
+          <w:bCs w:val="0"/>
           <w:i w:val="0"/>
+          <w:iCs w:val="0"/>
           <w:smallCaps w:val="0"/>
           <w:strike w:val="0"/>
           <w:color w:val="000000"/>
@@ -950,7 +980,9 @@
         <w:rPr>
           <w:rFonts w:ascii="Calibri" w:cs="Calibri" w:eastAsia="Calibri" w:hAnsi="Calibri"/>
           <w:b w:val="0"/>
+          <w:bCs w:val="0"/>
           <w:i w:val="1"/>
+          <w:iCs w:val="1"/>
           <w:smallCaps w:val="0"/>
           <w:strike w:val="0"/>
           <w:color w:val="548dd4"/>
@@ -965,7 +997,9 @@
         <w:rPr>
           <w:rFonts w:ascii="Calibri" w:cs="Calibri" w:eastAsia="Calibri" w:hAnsi="Calibri"/>
           <w:b w:val="0"/>
+          <w:bCs w:val="0"/>
           <w:i w:val="1"/>
+          <w:iCs w:val="1"/>
           <w:smallCaps w:val="0"/>
           <w:strike w:val="0"/>
           <w:color w:val="548dd4"/>
@@ -987,12 +1021,12 @@
             <wp:extent cx="1200150" cy="1200150"/>
             <wp:effectExtent b="0" l="0" r="0" t="0"/>
             <wp:wrapSquare wrapText="bothSides" distB="0" distT="0" distL="114300" distR="114300"/>
-            <wp:docPr descr="psi-negro.png" id="16" name="image2.png"/>
+            <wp:docPr descr="psi-negro.png" id="16" name="image1.png"/>
             <a:graphic>
               <a:graphicData uri="http://schemas.openxmlformats.org/drawingml/2006/picture">
                 <pic:pic>
                   <pic:nvPicPr>
-                    <pic:cNvPr descr="psi-negro.png" id="0" name="image2.png"/>
+                    <pic:cNvPr descr="psi-negro.png" id="0" name="image1.png"/>
                     <pic:cNvPicPr preferRelativeResize="0"/>
                   </pic:nvPicPr>
                   <pic:blipFill>
@@ -1020,7 +1054,9 @@
         <w:rPr>
           <w:rFonts w:ascii="Calibri" w:cs="Calibri" w:eastAsia="Calibri" w:hAnsi="Calibri"/>
           <w:b w:val="0"/>
+          <w:bCs w:val="0"/>
           <w:i w:val="1"/>
+          <w:iCs w:val="1"/>
           <w:smallCaps w:val="0"/>
           <w:strike w:val="0"/>
           <w:color w:val="548dd4"/>
@@ -1042,12 +1078,12 @@
             <wp:extent cx="1304925" cy="2019300"/>
             <wp:effectExtent b="0" l="0" r="0" t="0"/>
             <wp:wrapSquare wrapText="bothSides" distB="0" distT="0" distL="114300" distR="114300"/>
-            <wp:docPr descr="UNPA.JPG" id="15" name="image1.jpg"/>
+            <wp:docPr descr="UNPA.JPG" id="15" name="image2.jpg"/>
             <a:graphic>
               <a:graphicData uri="http://schemas.openxmlformats.org/drawingml/2006/picture">
                 <pic:pic>
                   <pic:nvPicPr>
-                    <pic:cNvPr descr="UNPA.JPG" id="0" name="image1.jpg"/>
+                    <pic:cNvPr descr="UNPA.JPG" id="0" name="image2.jpg"/>
                     <pic:cNvPicPr preferRelativeResize="0"/>
                   </pic:nvPicPr>
                   <pic:blipFill>
@@ -1103,7 +1139,9 @@
         <w:rPr>
           <w:rFonts w:ascii="Calibri" w:cs="Calibri" w:eastAsia="Calibri" w:hAnsi="Calibri"/>
           <w:b w:val="0"/>
+          <w:bCs w:val="0"/>
           <w:i w:val="1"/>
+          <w:iCs w:val="1"/>
           <w:smallCaps w:val="0"/>
           <w:strike w:val="0"/>
           <w:color w:val="548dd4"/>
@@ -1117,6 +1155,7 @@
       <w:r>
         <w:rPr>
           <w:i w:val="1"/>
+          <w:iCs w:val="1"/>
           <w:color w:val="548dd4"/>
         </w:rPr>
         <mc:AlternateContent>
@@ -1313,12 +1352,12 @@
             <wp:extent cx="1200150" cy="1200150"/>
             <wp:effectExtent b="0" l="0" r="0" t="0"/>
             <wp:wrapSquare wrapText="bothSides" distB="0" distT="0" distL="114300" distR="114300"/>
-            <wp:docPr descr="psi-negro.png" id="13" name="image2.png"/>
+            <wp:docPr descr="psi-negro.png" id="13" name="image1.png"/>
             <a:graphic>
               <a:graphicData uri="http://schemas.openxmlformats.org/drawingml/2006/picture">
                 <pic:pic>
                   <pic:nvPicPr>
-                    <pic:cNvPr descr="psi-negro.png" id="0" name="image2.png"/>
+                    <pic:cNvPr descr="psi-negro.png" id="0" name="image1.png"/>
                     <pic:cNvPicPr preferRelativeResize="0"/>
                   </pic:nvPicPr>
                   <pic:blipFill>
@@ -1385,7 +1424,9 @@
         <w:rPr>
           <w:rFonts w:ascii="Cambria" w:cs="Cambria" w:eastAsia="Cambria" w:hAnsi="Cambria"/>
           <w:b w:val="1"/>
+          <w:bCs w:val="1"/>
           <w:i w:val="0"/>
+          <w:iCs w:val="0"/>
           <w:smallCaps w:val="0"/>
           <w:strike w:val="0"/>
           <w:color w:val="366091"/>
@@ -1400,7 +1441,9 @@
         <w:rPr>
           <w:rFonts w:ascii="Cambria" w:cs="Cambria" w:eastAsia="Cambria" w:hAnsi="Cambria"/>
           <w:b w:val="1"/>
+          <w:bCs w:val="1"/>
           <w:i w:val="0"/>
+          <w:iCs w:val="0"/>
           <w:smallCaps w:val="0"/>
           <w:strike w:val="0"/>
           <w:color w:val="366091"/>
@@ -1416,7 +1459,7 @@
     </w:p>
     <w:sdt>
       <w:sdtPr>
-        <w:id w:val="516462706"/>
+        <w:id w:val="-432579233"/>
         <w:docPartObj>
           <w:docPartGallery w:val="Table of Contents"/>
           <w:docPartUnique w:val="1"/>
@@ -1446,7 +1489,9 @@
             <w:rPr>
               <w:rFonts w:ascii="Calibri" w:cs="Calibri" w:eastAsia="Calibri" w:hAnsi="Calibri"/>
               <w:b w:val="0"/>
+              <w:bCs w:val="0"/>
               <w:i w:val="0"/>
+              <w:iCs w:val="0"/>
               <w:smallCaps w:val="0"/>
               <w:strike w:val="0"/>
               <w:color w:val="000000"/>
@@ -1467,7 +1512,9 @@
               <w:rPr>
                 <w:rFonts w:ascii="Calibri" w:cs="Calibri" w:eastAsia="Calibri" w:hAnsi="Calibri"/>
                 <w:b w:val="1"/>
+                <w:bCs w:val="1"/>
                 <w:i w:val="0"/>
+                <w:iCs w:val="0"/>
                 <w:smallCaps w:val="0"/>
                 <w:strike w:val="0"/>
                 <w:color w:val="000000"/>
@@ -1512,7 +1559,9 @@
             <w:rPr>
               <w:rFonts w:ascii="Calibri" w:cs="Calibri" w:eastAsia="Calibri" w:hAnsi="Calibri"/>
               <w:b w:val="0"/>
+              <w:bCs w:val="0"/>
               <w:i w:val="0"/>
+              <w:iCs w:val="0"/>
               <w:smallCaps w:val="0"/>
               <w:strike w:val="0"/>
               <w:color w:val="000000"/>
@@ -1528,7 +1577,9 @@
               <w:rPr>
                 <w:rFonts w:ascii="Calibri" w:cs="Calibri" w:eastAsia="Calibri" w:hAnsi="Calibri"/>
                 <w:b w:val="1"/>
+                <w:bCs w:val="1"/>
                 <w:i w:val="0"/>
+                <w:iCs w:val="0"/>
                 <w:smallCaps w:val="0"/>
                 <w:strike w:val="0"/>
                 <w:color w:val="000000"/>
@@ -1573,7 +1624,9 @@
             <w:rPr>
               <w:rFonts w:ascii="Calibri" w:cs="Calibri" w:eastAsia="Calibri" w:hAnsi="Calibri"/>
               <w:b w:val="0"/>
+              <w:bCs w:val="0"/>
               <w:i w:val="0"/>
+              <w:iCs w:val="0"/>
               <w:smallCaps w:val="0"/>
               <w:strike w:val="0"/>
               <w:color w:val="000000"/>
@@ -1589,7 +1642,9 @@
               <w:rPr>
                 <w:rFonts w:ascii="Calibri" w:cs="Calibri" w:eastAsia="Calibri" w:hAnsi="Calibri"/>
                 <w:b w:val="0"/>
+                <w:bCs w:val="0"/>
                 <w:i w:val="1"/>
+                <w:iCs w:val="1"/>
                 <w:smallCaps w:val="0"/>
                 <w:strike w:val="0"/>
                 <w:color w:val="000000"/>
@@ -1634,7 +1689,9 @@
             <w:rPr>
               <w:rFonts w:ascii="Calibri" w:cs="Calibri" w:eastAsia="Calibri" w:hAnsi="Calibri"/>
               <w:b w:val="0"/>
+              <w:bCs w:val="0"/>
               <w:i w:val="0"/>
+              <w:iCs w:val="0"/>
               <w:smallCaps w:val="0"/>
               <w:strike w:val="0"/>
               <w:color w:val="000000"/>
@@ -1650,7 +1707,9 @@
               <w:rPr>
                 <w:rFonts w:ascii="Calibri" w:cs="Calibri" w:eastAsia="Calibri" w:hAnsi="Calibri"/>
                 <w:b w:val="0"/>
+                <w:bCs w:val="0"/>
                 <w:i w:val="1"/>
+                <w:iCs w:val="1"/>
                 <w:smallCaps w:val="0"/>
                 <w:strike w:val="0"/>
                 <w:color w:val="000000"/>
@@ -1695,7 +1754,9 @@
             <w:rPr>
               <w:rFonts w:ascii="Calibri" w:cs="Calibri" w:eastAsia="Calibri" w:hAnsi="Calibri"/>
               <w:b w:val="0"/>
+              <w:bCs w:val="0"/>
               <w:i w:val="0"/>
+              <w:iCs w:val="0"/>
               <w:smallCaps w:val="0"/>
               <w:strike w:val="0"/>
               <w:color w:val="000000"/>
@@ -1711,7 +1772,9 @@
               <w:rPr>
                 <w:rFonts w:ascii="Calibri" w:cs="Calibri" w:eastAsia="Calibri" w:hAnsi="Calibri"/>
                 <w:b w:val="0"/>
+                <w:bCs w:val="0"/>
                 <w:i w:val="1"/>
+                <w:iCs w:val="1"/>
                 <w:smallCaps w:val="0"/>
                 <w:strike w:val="0"/>
                 <w:color w:val="000000"/>
@@ -1756,7 +1819,9 @@
             <w:rPr>
               <w:rFonts w:ascii="Calibri" w:cs="Calibri" w:eastAsia="Calibri" w:hAnsi="Calibri"/>
               <w:b w:val="0"/>
+              <w:bCs w:val="0"/>
               <w:i w:val="0"/>
+              <w:iCs w:val="0"/>
               <w:smallCaps w:val="0"/>
               <w:strike w:val="0"/>
               <w:color w:val="000000"/>
@@ -1772,7 +1837,9 @@
               <w:rPr>
                 <w:rFonts w:ascii="Calibri" w:cs="Calibri" w:eastAsia="Calibri" w:hAnsi="Calibri"/>
                 <w:b w:val="0"/>
+                <w:bCs w:val="0"/>
                 <w:i w:val="1"/>
+                <w:iCs w:val="1"/>
                 <w:smallCaps w:val="0"/>
                 <w:strike w:val="0"/>
                 <w:color w:val="000000"/>
@@ -1817,7 +1884,9 @@
             <w:rPr>
               <w:rFonts w:ascii="Calibri" w:cs="Calibri" w:eastAsia="Calibri" w:hAnsi="Calibri"/>
               <w:b w:val="0"/>
+              <w:bCs w:val="0"/>
               <w:i w:val="0"/>
+              <w:iCs w:val="0"/>
               <w:smallCaps w:val="0"/>
               <w:strike w:val="0"/>
               <w:color w:val="000000"/>
@@ -1833,7 +1902,9 @@
               <w:rPr>
                 <w:rFonts w:ascii="Calibri" w:cs="Calibri" w:eastAsia="Calibri" w:hAnsi="Calibri"/>
                 <w:b w:val="0"/>
+                <w:bCs w:val="0"/>
                 <w:i w:val="1"/>
+                <w:iCs w:val="1"/>
                 <w:smallCaps w:val="0"/>
                 <w:strike w:val="0"/>
                 <w:color w:val="000000"/>
@@ -1878,7 +1949,9 @@
             <w:rPr>
               <w:rFonts w:ascii="Calibri" w:cs="Calibri" w:eastAsia="Calibri" w:hAnsi="Calibri"/>
               <w:b w:val="0"/>
+              <w:bCs w:val="0"/>
               <w:i w:val="0"/>
+              <w:iCs w:val="0"/>
               <w:smallCaps w:val="0"/>
               <w:strike w:val="0"/>
               <w:color w:val="000000"/>
@@ -1894,7 +1967,9 @@
               <w:rPr>
                 <w:rFonts w:ascii="Calibri" w:cs="Calibri" w:eastAsia="Calibri" w:hAnsi="Calibri"/>
                 <w:b w:val="0"/>
+                <w:bCs w:val="0"/>
                 <w:i w:val="1"/>
+                <w:iCs w:val="1"/>
                 <w:smallCaps w:val="0"/>
                 <w:strike w:val="0"/>
                 <w:color w:val="000000"/>
@@ -1939,7 +2014,9 @@
             <w:rPr>
               <w:rFonts w:ascii="Calibri" w:cs="Calibri" w:eastAsia="Calibri" w:hAnsi="Calibri"/>
               <w:b w:val="0"/>
+              <w:bCs w:val="0"/>
               <w:i w:val="0"/>
+              <w:iCs w:val="0"/>
               <w:smallCaps w:val="0"/>
               <w:strike w:val="0"/>
               <w:color w:val="000000"/>
@@ -1955,7 +2032,9 @@
               <w:rPr>
                 <w:rFonts w:ascii="Calibri" w:cs="Calibri" w:eastAsia="Calibri" w:hAnsi="Calibri"/>
                 <w:b w:val="0"/>
+                <w:bCs w:val="0"/>
                 <w:i w:val="1"/>
+                <w:iCs w:val="1"/>
                 <w:smallCaps w:val="0"/>
                 <w:strike w:val="0"/>
                 <w:color w:val="000000"/>
@@ -2000,7 +2079,9 @@
             <w:rPr>
               <w:rFonts w:ascii="Calibri" w:cs="Calibri" w:eastAsia="Calibri" w:hAnsi="Calibri"/>
               <w:b w:val="0"/>
+              <w:bCs w:val="0"/>
               <w:i w:val="0"/>
+              <w:iCs w:val="0"/>
               <w:smallCaps w:val="0"/>
               <w:strike w:val="0"/>
               <w:color w:val="000000"/>
@@ -2016,7 +2097,9 @@
               <w:rPr>
                 <w:rFonts w:ascii="Calibri" w:cs="Calibri" w:eastAsia="Calibri" w:hAnsi="Calibri"/>
                 <w:b w:val="1"/>
+                <w:bCs w:val="1"/>
                 <w:i w:val="0"/>
+                <w:iCs w:val="0"/>
                 <w:smallCaps w:val="0"/>
                 <w:strike w:val="0"/>
                 <w:color w:val="000000"/>
@@ -2100,7 +2183,9 @@
         <w:rPr>
           <w:rFonts w:ascii="Cambria" w:cs="Cambria" w:eastAsia="Cambria" w:hAnsi="Cambria"/>
           <w:b w:val="0"/>
+          <w:bCs w:val="0"/>
           <w:i w:val="0"/>
+          <w:iCs w:val="0"/>
           <w:smallCaps w:val="0"/>
           <w:strike w:val="0"/>
           <w:color w:val="17365d"/>
@@ -2115,7 +2200,9 @@
         <w:rPr>
           <w:rFonts w:ascii="Cambria" w:cs="Cambria" w:eastAsia="Cambria" w:hAnsi="Cambria"/>
           <w:b w:val="0"/>
+          <w:bCs w:val="0"/>
           <w:i w:val="0"/>
+          <w:iCs w:val="0"/>
           <w:smallCaps w:val="0"/>
           <w:strike w:val="0"/>
           <w:color w:val="17365d"/>
@@ -2132,7 +2219,9 @@
         <w:rPr>
           <w:rFonts w:ascii="Cambria" w:cs="Cambria" w:eastAsia="Cambria" w:hAnsi="Cambria"/>
           <w:b w:val="0"/>
+          <w:bCs w:val="0"/>
           <w:i w:val="0"/>
+          <w:iCs w:val="0"/>
           <w:smallCaps w:val="0"/>
           <w:strike w:val="0"/>
           <w:color w:val="17365d"/>
@@ -2149,7 +2238,9 @@
         <w:rPr>
           <w:rFonts w:ascii="Cambria" w:cs="Cambria" w:eastAsia="Cambria" w:hAnsi="Cambria"/>
           <w:b w:val="0"/>
+          <w:bCs w:val="0"/>
           <w:i w:val="0"/>
+          <w:iCs w:val="0"/>
           <w:smallCaps w:val="0"/>
           <w:strike w:val="0"/>
           <w:color w:val="17365d"/>
@@ -2219,7 +2310,9 @@
         <w:rPr>
           <w:rFonts w:ascii="Calibri" w:cs="Calibri" w:eastAsia="Calibri" w:hAnsi="Calibri"/>
           <w:b w:val="0"/>
+          <w:bCs w:val="0"/>
           <w:i w:val="1"/>
+          <w:iCs w:val="1"/>
           <w:smallCaps w:val="0"/>
           <w:strike w:val="0"/>
           <w:color w:val="548dd4"/>
@@ -2234,7 +2327,9 @@
         <w:rPr>
           <w:rFonts w:ascii="Calibri" w:cs="Calibri" w:eastAsia="Calibri" w:hAnsi="Calibri"/>
           <w:b w:val="0"/>
+          <w:bCs w:val="0"/>
           <w:i w:val="1"/>
+          <w:iCs w:val="1"/>
           <w:smallCaps w:val="0"/>
           <w:strike w:val="0"/>
           <w:color w:val="548dd4"/>
@@ -2271,7 +2366,9 @@
         <w:rPr>
           <w:rFonts w:ascii="Calibri" w:cs="Calibri" w:eastAsia="Calibri" w:hAnsi="Calibri"/>
           <w:b w:val="0"/>
+          <w:bCs w:val="0"/>
           <w:i w:val="1"/>
+          <w:iCs w:val="1"/>
           <w:smallCaps w:val="0"/>
           <w:strike w:val="0"/>
           <w:color w:val="548dd4"/>
@@ -2286,7 +2383,9 @@
         <w:rPr>
           <w:rFonts w:ascii="Calibri" w:cs="Calibri" w:eastAsia="Calibri" w:hAnsi="Calibri"/>
           <w:b w:val="0"/>
+          <w:bCs w:val="0"/>
           <w:i w:val="1"/>
+          <w:iCs w:val="1"/>
           <w:smallCaps w:val="0"/>
           <w:strike w:val="0"/>
           <w:color w:val="548dd4"/>
@@ -2362,7 +2461,9 @@
         <w:rPr>
           <w:rFonts w:ascii="Calibri" w:cs="Calibri" w:eastAsia="Calibri" w:hAnsi="Calibri"/>
           <w:b w:val="0"/>
+          <w:bCs w:val="0"/>
           <w:i w:val="1"/>
+          <w:iCs w:val="1"/>
           <w:smallCaps w:val="0"/>
           <w:strike w:val="0"/>
           <w:color w:val="548dd4"/>
@@ -2406,7 +2507,9 @@
         <w:rPr>
           <w:rFonts w:ascii="Calibri" w:cs="Calibri" w:eastAsia="Calibri" w:hAnsi="Calibri"/>
           <w:b w:val="0"/>
+          <w:bCs w:val="0"/>
           <w:i w:val="1"/>
+          <w:iCs w:val="1"/>
           <w:smallCaps w:val="0"/>
           <w:strike w:val="0"/>
           <w:color w:val="548dd4"/>
@@ -2450,7 +2553,9 @@
         <w:rPr>
           <w:rFonts w:ascii="Calibri" w:cs="Calibri" w:eastAsia="Calibri" w:hAnsi="Calibri"/>
           <w:b w:val="0"/>
+          <w:bCs w:val="0"/>
           <w:i w:val="1"/>
+          <w:iCs w:val="1"/>
           <w:smallCaps w:val="0"/>
           <w:strike w:val="0"/>
           <w:color w:val="548dd4"/>
@@ -2519,7 +2624,9 @@
         <w:rPr>
           <w:rFonts w:ascii="Calibri" w:cs="Calibri" w:eastAsia="Calibri" w:hAnsi="Calibri"/>
           <w:b w:val="0"/>
+          <w:bCs w:val="0"/>
           <w:i w:val="1"/>
+          <w:iCs w:val="1"/>
           <w:smallCaps w:val="0"/>
           <w:strike w:val="0"/>
           <w:color w:val="548dd4"/>
@@ -2534,7 +2641,9 @@
         <w:rPr>
           <w:rFonts w:ascii="Calibri" w:cs="Calibri" w:eastAsia="Calibri" w:hAnsi="Calibri"/>
           <w:b w:val="0"/>
+          <w:bCs w:val="0"/>
           <w:i w:val="1"/>
+          <w:iCs w:val="1"/>
           <w:smallCaps w:val="0"/>
           <w:strike w:val="0"/>
           <w:color w:val="548dd4"/>
@@ -2568,7 +2677,9 @@
         <w:rPr>
           <w:rFonts w:ascii="Cambria" w:cs="Cambria" w:eastAsia="Cambria" w:hAnsi="Cambria"/>
           <w:b w:val="1"/>
+          <w:bCs w:val="1"/>
           <w:i w:val="0"/>
+          <w:iCs w:val="0"/>
           <w:smallCaps w:val="0"/>
           <w:strike w:val="0"/>
           <w:color w:val="4f81bd"/>
@@ -2585,7 +2696,9 @@
         <w:rPr>
           <w:rFonts w:ascii="Cambria" w:cs="Cambria" w:eastAsia="Cambria" w:hAnsi="Cambria"/>
           <w:b w:val="1"/>
+          <w:bCs w:val="1"/>
           <w:i w:val="0"/>
+          <w:iCs w:val="0"/>
           <w:smallCaps w:val="0"/>
           <w:strike w:val="0"/>
           <w:color w:val="4f81bd"/>
@@ -2630,7 +2743,9 @@
         <w:rPr>
           <w:rFonts w:ascii="Cambria" w:cs="Cambria" w:eastAsia="Cambria" w:hAnsi="Cambria"/>
           <w:b w:val="1"/>
+          <w:bCs w:val="1"/>
           <w:i w:val="0"/>
+          <w:iCs w:val="0"/>
           <w:smallCaps w:val="0"/>
           <w:strike w:val="0"/>
           <w:color w:val="4f81bd"/>
@@ -2647,7 +2762,9 @@
         <w:rPr>
           <w:rFonts w:ascii="Cambria" w:cs="Cambria" w:eastAsia="Cambria" w:hAnsi="Cambria"/>
           <w:b w:val="1"/>
+          <w:bCs w:val="1"/>
           <w:i w:val="0"/>
+          <w:iCs w:val="0"/>
           <w:smallCaps w:val="0"/>
           <w:strike w:val="0"/>
           <w:color w:val="4f81bd"/>
@@ -2684,7 +2801,9 @@
         <w:rPr>
           <w:rFonts w:ascii="Calibri" w:cs="Calibri" w:eastAsia="Calibri" w:hAnsi="Calibri"/>
           <w:b w:val="0"/>
+          <w:bCs w:val="0"/>
           <w:i w:val="1"/>
+          <w:iCs w:val="1"/>
           <w:smallCaps w:val="0"/>
           <w:strike w:val="0"/>
           <w:color w:val="548dd4"/>
@@ -2699,7 +2818,9 @@
         <w:rPr>
           <w:rFonts w:ascii="Calibri" w:cs="Calibri" w:eastAsia="Calibri" w:hAnsi="Calibri"/>
           <w:b w:val="0"/>
+          <w:bCs w:val="0"/>
           <w:i w:val="1"/>
+          <w:iCs w:val="1"/>
           <w:smallCaps w:val="0"/>
           <w:strike w:val="0"/>
           <w:color w:val="548dd4"/>
@@ -2762,7 +2883,9 @@
         <w:rPr>
           <w:rFonts w:ascii="Calibri" w:cs="Calibri" w:eastAsia="Calibri" w:hAnsi="Calibri"/>
           <w:b w:val="0"/>
+          <w:bCs w:val="0"/>
           <w:i w:val="1"/>
+          <w:iCs w:val="1"/>
           <w:smallCaps w:val="0"/>
           <w:strike w:val="0"/>
           <w:color w:val="548dd4"/>
@@ -2777,7 +2900,9 @@
         <w:rPr>
           <w:rFonts w:ascii="Calibri" w:cs="Calibri" w:eastAsia="Calibri" w:hAnsi="Calibri"/>
           <w:b w:val="0"/>
+          <w:bCs w:val="0"/>
           <w:i w:val="1"/>
+          <w:iCs w:val="1"/>
           <w:smallCaps w:val="0"/>
           <w:strike w:val="0"/>
           <w:color w:val="548dd4"/>
@@ -2871,7 +2996,9 @@
         <w:rPr>
           <w:rFonts w:ascii="Cambria" w:cs="Cambria" w:eastAsia="Cambria" w:hAnsi="Cambria"/>
           <w:b w:val="1"/>
+          <w:bCs w:val="1"/>
           <w:i w:val="0"/>
+          <w:iCs w:val="0"/>
           <w:smallCaps w:val="0"/>
           <w:strike w:val="0"/>
           <w:color w:val="4f81bd"/>
@@ -2888,7 +3015,9 @@
         <w:rPr>
           <w:rFonts w:ascii="Cambria" w:cs="Cambria" w:eastAsia="Cambria" w:hAnsi="Cambria"/>
           <w:b w:val="1"/>
+          <w:bCs w:val="1"/>
           <w:i w:val="0"/>
+          <w:iCs w:val="0"/>
           <w:smallCaps w:val="0"/>
           <w:strike w:val="0"/>
           <w:color w:val="4f81bd"/>
@@ -2925,7 +3054,9 @@
         <w:rPr>
           <w:rFonts w:ascii="Calibri" w:cs="Calibri" w:eastAsia="Calibri" w:hAnsi="Calibri"/>
           <w:b w:val="0"/>
+          <w:bCs w:val="0"/>
           <w:i w:val="1"/>
+          <w:iCs w:val="1"/>
           <w:smallCaps w:val="0"/>
           <w:strike w:val="0"/>
           <w:color w:val="548dd4"/>
@@ -2940,7 +3071,9 @@
         <w:rPr>
           <w:rFonts w:ascii="Calibri" w:cs="Calibri" w:eastAsia="Calibri" w:hAnsi="Calibri"/>
           <w:b w:val="0"/>
+          <w:bCs w:val="0"/>
           <w:i w:val="1"/>
+          <w:iCs w:val="1"/>
           <w:smallCaps w:val="0"/>
           <w:strike w:val="0"/>
           <w:color w:val="548dd4"/>
@@ -2984,7 +3117,9 @@
         <w:rPr>
           <w:rFonts w:ascii="Calibri" w:cs="Calibri" w:eastAsia="Calibri" w:hAnsi="Calibri"/>
           <w:b w:val="0"/>
+          <w:bCs w:val="0"/>
           <w:i w:val="1"/>
+          <w:iCs w:val="1"/>
           <w:smallCaps w:val="0"/>
           <w:strike w:val="0"/>
           <w:color w:val="548dd4"/>
@@ -3060,7 +3195,9 @@
         <w:rPr>
           <w:rFonts w:ascii="Calibri" w:cs="Calibri" w:eastAsia="Calibri" w:hAnsi="Calibri"/>
           <w:b w:val="0"/>
+          <w:bCs w:val="0"/>
           <w:i w:val="1"/>
+          <w:iCs w:val="1"/>
           <w:smallCaps w:val="0"/>
           <w:strike w:val="0"/>
           <w:color w:val="548dd4"/>
@@ -3111,7 +3248,9 @@
         <w:rPr>
           <w:rFonts w:ascii="Calibri" w:cs="Calibri" w:eastAsia="Calibri" w:hAnsi="Calibri"/>
           <w:b w:val="0"/>
+          <w:bCs w:val="0"/>
           <w:i w:val="1"/>
+          <w:iCs w:val="1"/>
           <w:smallCaps w:val="0"/>
           <w:strike w:val="0"/>
           <w:color w:val="548dd4"/>
@@ -3126,7 +3265,9 @@
         <w:rPr>
           <w:rFonts w:ascii="Calibri" w:cs="Calibri" w:eastAsia="Calibri" w:hAnsi="Calibri"/>
           <w:b w:val="0"/>
+          <w:bCs w:val="0"/>
           <w:i w:val="1"/>
+          <w:iCs w:val="1"/>
           <w:smallCaps w:val="0"/>
           <w:strike w:val="0"/>
           <w:color w:val="548dd4"/>
@@ -3171,7 +3312,9 @@
         <w:rPr>
           <w:rFonts w:ascii="Cambria" w:cs="Cambria" w:eastAsia="Cambria" w:hAnsi="Cambria"/>
           <w:b w:val="1"/>
+          <w:bCs w:val="1"/>
           <w:i w:val="0"/>
+          <w:iCs w:val="0"/>
           <w:smallCaps w:val="0"/>
           <w:strike w:val="0"/>
           <w:color w:val="4f81bd"/>
@@ -3188,7 +3331,9 @@
         <w:rPr>
           <w:rFonts w:ascii="Cambria" w:cs="Cambria" w:eastAsia="Cambria" w:hAnsi="Cambria"/>
           <w:b w:val="1"/>
+          <w:bCs w:val="1"/>
           <w:i w:val="0"/>
+          <w:iCs w:val="0"/>
           <w:smallCaps w:val="0"/>
           <w:strike w:val="0"/>
           <w:color w:val="4f81bd"/>
@@ -3225,7 +3370,9 @@
         <w:rPr>
           <w:rFonts w:ascii="Calibri" w:cs="Calibri" w:eastAsia="Calibri" w:hAnsi="Calibri"/>
           <w:b w:val="0"/>
+          <w:bCs w:val="0"/>
           <w:i w:val="1"/>
+          <w:iCs w:val="1"/>
           <w:smallCaps w:val="0"/>
           <w:strike w:val="0"/>
           <w:color w:val="548dd4"/>
@@ -3240,7 +3387,9 @@
         <w:rPr>
           <w:rFonts w:ascii="Calibri" w:cs="Calibri" w:eastAsia="Calibri" w:hAnsi="Calibri"/>
           <w:b w:val="0"/>
+          <w:bCs w:val="0"/>
           <w:i w:val="1"/>
+          <w:iCs w:val="1"/>
           <w:smallCaps w:val="0"/>
           <w:strike w:val="0"/>
           <w:color w:val="548dd4"/>
@@ -3290,7 +3439,9 @@
         <w:rPr>
           <w:rFonts w:ascii="Cambria" w:cs="Cambria" w:eastAsia="Cambria" w:hAnsi="Cambria"/>
           <w:b w:val="1"/>
+          <w:bCs w:val="1"/>
           <w:i w:val="0"/>
+          <w:iCs w:val="0"/>
           <w:smallCaps w:val="0"/>
           <w:strike w:val="0"/>
           <w:color w:val="366091"/>
@@ -3307,7 +3458,9 @@
         <w:rPr>
           <w:rFonts w:ascii="Cambria" w:cs="Cambria" w:eastAsia="Cambria" w:hAnsi="Cambria"/>
           <w:b w:val="1"/>
+          <w:bCs w:val="1"/>
           <w:i w:val="0"/>
+          <w:iCs w:val="0"/>
           <w:smallCaps w:val="0"/>
           <w:strike w:val="0"/>
           <w:color w:val="366091"/>
@@ -3397,7 +3550,9 @@
               <w:rPr>
                 <w:rFonts w:ascii="Calibri" w:cs="Calibri" w:eastAsia="Calibri" w:hAnsi="Calibri"/>
                 <w:b w:val="0"/>
+                <w:bCs w:val="0"/>
                 <w:i w:val="1"/>
+                <w:iCs w:val="1"/>
                 <w:smallCaps w:val="0"/>
                 <w:strike w:val="0"/>
                 <w:color w:val="000000"/>
@@ -3412,7 +3567,9 @@
               <w:rPr>
                 <w:rFonts w:ascii="Calibri" w:cs="Calibri" w:eastAsia="Calibri" w:hAnsi="Calibri"/>
                 <w:b w:val="0"/>
+                <w:bCs w:val="0"/>
                 <w:i w:val="1"/>
+                <w:iCs w:val="1"/>
                 <w:smallCaps w:val="0"/>
                 <w:strike w:val="0"/>
                 <w:color w:val="000000"/>
@@ -3428,6 +3585,7 @@
             <w:r>
               <w:rPr>
                 <w:i w:val="1"/>
+                <w:iCs w:val="1"/>
                 <w:rtl w:val="0"/>
               </w:rPr>
               <w:t xml:space="preserve">Kairos</w:t>
@@ -3472,7 +3630,9 @@
               <w:rPr>
                 <w:rFonts w:ascii="Calibri" w:cs="Calibri" w:eastAsia="Calibri" w:hAnsi="Calibri"/>
                 <w:b w:val="0"/>
+                <w:bCs w:val="0"/>
                 <w:i w:val="1"/>
+                <w:iCs w:val="1"/>
                 <w:smallCaps w:val="0"/>
                 <w:strike w:val="0"/>
                 <w:color w:val="000000"/>
@@ -3487,7 +3647,9 @@
               <w:rPr>
                 <w:rFonts w:ascii="Calibri" w:cs="Calibri" w:eastAsia="Calibri" w:hAnsi="Calibri"/>
                 <w:b w:val="0"/>
+                <w:bCs w:val="0"/>
                 <w:i w:val="1"/>
+                <w:iCs w:val="1"/>
                 <w:smallCaps w:val="0"/>
                 <w:strike w:val="0"/>
                 <w:color w:val="000000"/>
@@ -3540,7 +3702,9 @@
               <w:rPr>
                 <w:rFonts w:ascii="Calibri" w:cs="Calibri" w:eastAsia="Calibri" w:hAnsi="Calibri"/>
                 <w:b w:val="0"/>
+                <w:bCs w:val="0"/>
                 <w:i w:val="1"/>
+                <w:iCs w:val="1"/>
                 <w:smallCaps w:val="0"/>
                 <w:strike w:val="0"/>
                 <w:color w:val="0000ff"/>
@@ -3555,7 +3719,9 @@
               <w:rPr>
                 <w:rFonts w:ascii="Calibri" w:cs="Calibri" w:eastAsia="Calibri" w:hAnsi="Calibri"/>
                 <w:b w:val="0"/>
+                <w:bCs w:val="0"/>
                 <w:i w:val="1"/>
+                <w:iCs w:val="1"/>
                 <w:smallCaps w:val="0"/>
                 <w:strike w:val="0"/>
                 <w:color w:val="000000"/>
@@ -3572,7 +3738,9 @@
               <w:rPr>
                 <w:rFonts w:ascii="Calibri" w:cs="Calibri" w:eastAsia="Calibri" w:hAnsi="Calibri"/>
                 <w:b w:val="0"/>
+                <w:bCs w:val="0"/>
                 <w:i w:val="1"/>
+                <w:iCs w:val="1"/>
                 <w:smallCaps w:val="0"/>
                 <w:strike w:val="0"/>
                 <w:color w:val="0000ff"/>
@@ -3588,6 +3756,7 @@
             <w:r>
               <w:rPr>
                 <w:i w:val="1"/>
+                <w:iCs w:val="1"/>
                 <w:color w:val="0000ff"/>
                 <w:rtl w:val="0"/>
               </w:rPr>
@@ -3633,7 +3802,9 @@
               <w:rPr>
                 <w:rFonts w:ascii="Calibri" w:cs="Calibri" w:eastAsia="Calibri" w:hAnsi="Calibri"/>
                 <w:b w:val="0"/>
+                <w:bCs w:val="0"/>
                 <w:i w:val="1"/>
+                <w:iCs w:val="1"/>
                 <w:smallCaps w:val="0"/>
                 <w:strike w:val="0"/>
                 <w:color w:val="000000"/>
@@ -3648,7 +3819,9 @@
               <w:rPr>
                 <w:rFonts w:ascii="Calibri" w:cs="Calibri" w:eastAsia="Calibri" w:hAnsi="Calibri"/>
                 <w:b w:val="0"/>
+                <w:bCs w:val="0"/>
                 <w:i w:val="1"/>
+                <w:iCs w:val="1"/>
                 <w:smallCaps w:val="0"/>
                 <w:strike w:val="0"/>
                 <w:color w:val="000000"/>
@@ -3701,7 +3874,9 @@
               <w:rPr>
                 <w:rFonts w:ascii="Calibri" w:cs="Calibri" w:eastAsia="Calibri" w:hAnsi="Calibri"/>
                 <w:b w:val="0"/>
+                <w:bCs w:val="0"/>
                 <w:i w:val="1"/>
+                <w:iCs w:val="1"/>
                 <w:smallCaps w:val="0"/>
                 <w:strike w:val="0"/>
                 <w:color w:val="000000"/>
@@ -3716,7 +3891,9 @@
               <w:rPr>
                 <w:rFonts w:ascii="Calibri" w:cs="Calibri" w:eastAsia="Calibri" w:hAnsi="Calibri"/>
                 <w:b w:val="0"/>
+                <w:bCs w:val="0"/>
                 <w:i w:val="1"/>
+                <w:iCs w:val="1"/>
                 <w:smallCaps w:val="0"/>
                 <w:strike w:val="0"/>
                 <w:color w:val="000000"/>
@@ -3763,7 +3940,9 @@
               <w:rPr>
                 <w:rFonts w:ascii="Calibri" w:cs="Calibri" w:eastAsia="Calibri" w:hAnsi="Calibri"/>
                 <w:b w:val="0"/>
+                <w:bCs w:val="0"/>
                 <w:i w:val="1"/>
+                <w:iCs w:val="1"/>
                 <w:smallCaps w:val="0"/>
                 <w:strike w:val="0"/>
                 <w:color w:val="0000ff"/>
@@ -3778,7 +3957,9 @@
               <w:rPr>
                 <w:rFonts w:ascii="Calibri" w:cs="Calibri" w:eastAsia="Calibri" w:hAnsi="Calibri"/>
                 <w:b w:val="0"/>
+                <w:bCs w:val="0"/>
                 <w:i w:val="1"/>
+                <w:iCs w:val="1"/>
                 <w:smallCaps w:val="0"/>
                 <w:strike w:val="0"/>
                 <w:color w:val="000000"/>
@@ -3835,7 +4016,9 @@
               <w:rPr>
                 <w:rFonts w:ascii="Calibri" w:cs="Calibri" w:eastAsia="Calibri" w:hAnsi="Calibri"/>
                 <w:b w:val="0"/>
+                <w:bCs w:val="0"/>
                 <w:i w:val="1"/>
+                <w:iCs w:val="1"/>
                 <w:smallCaps w:val="0"/>
                 <w:strike w:val="0"/>
                 <w:color w:val="000000"/>
@@ -3850,7 +4033,9 @@
               <w:rPr>
                 <w:rFonts w:ascii="Calibri" w:cs="Calibri" w:eastAsia="Calibri" w:hAnsi="Calibri"/>
                 <w:b w:val="0"/>
+                <w:bCs w:val="0"/>
                 <w:i w:val="1"/>
+                <w:iCs w:val="1"/>
                 <w:smallCaps w:val="0"/>
                 <w:strike w:val="0"/>
                 <w:color w:val="000000"/>
@@ -3897,7 +4082,9 @@
               <w:rPr>
                 <w:rFonts w:ascii="Calibri" w:cs="Calibri" w:eastAsia="Calibri" w:hAnsi="Calibri"/>
                 <w:b w:val="0"/>
+                <w:bCs w:val="0"/>
                 <w:i w:val="1"/>
+                <w:iCs w:val="1"/>
                 <w:smallCaps w:val="0"/>
                 <w:strike w:val="0"/>
                 <w:color w:val="000000"/>
@@ -3912,7 +4099,9 @@
               <w:rPr>
                 <w:rFonts w:ascii="Calibri" w:cs="Calibri" w:eastAsia="Calibri" w:hAnsi="Calibri"/>
                 <w:b w:val="0"/>
+                <w:bCs w:val="0"/>
                 <w:i w:val="1"/>
+                <w:iCs w:val="1"/>
                 <w:smallCaps w:val="0"/>
                 <w:strike w:val="0"/>
                 <w:color w:val="000000"/>
@@ -3928,6 +4117,7 @@
             <w:r>
               <w:rPr>
                 <w:i w:val="1"/>
+                <w:iCs w:val="1"/>
                 <w:rtl w:val="0"/>
               </w:rPr>
               <w:t xml:space="preserve">aldonado Agustina, Mendez Florencia</w:t>
@@ -3978,7 +4168,9 @@
               <w:rPr>
                 <w:rFonts w:ascii="Calibri" w:cs="Calibri" w:eastAsia="Calibri" w:hAnsi="Calibri"/>
                 <w:b w:val="0"/>
+                <w:bCs w:val="0"/>
                 <w:i w:val="1"/>
+                <w:iCs w:val="1"/>
                 <w:smallCaps w:val="0"/>
                 <w:strike w:val="0"/>
                 <w:color w:val="000000"/>
@@ -3993,7 +4185,9 @@
               <w:rPr>
                 <w:rFonts w:ascii="Calibri" w:cs="Calibri" w:eastAsia="Calibri" w:hAnsi="Calibri"/>
                 <w:b w:val="0"/>
+                <w:bCs w:val="0"/>
                 <w:i w:val="1"/>
+                <w:iCs w:val="1"/>
                 <w:smallCaps w:val="0"/>
                 <w:strike w:val="0"/>
                 <w:color w:val="000000"/>
@@ -4040,7 +4234,9 @@
               <w:rPr>
                 <w:rFonts w:ascii="Calibri" w:cs="Calibri" w:eastAsia="Calibri" w:hAnsi="Calibri"/>
                 <w:b w:val="0"/>
+                <w:bCs w:val="0"/>
                 <w:i w:val="1"/>
+                <w:iCs w:val="1"/>
                 <w:smallCaps w:val="0"/>
                 <w:strike w:val="0"/>
                 <w:color w:val="000000"/>
@@ -4055,7 +4251,9 @@
               <w:rPr>
                 <w:rFonts w:ascii="Calibri" w:cs="Calibri" w:eastAsia="Calibri" w:hAnsi="Calibri"/>
                 <w:b w:val="0"/>
+                <w:bCs w:val="0"/>
                 <w:i w:val="1"/>
+                <w:iCs w:val="1"/>
                 <w:smallCaps w:val="0"/>
                 <w:strike w:val="0"/>
                 <w:color w:val="000000"/>
@@ -4071,6 +4269,7 @@
             <w:r>
               <w:rPr>
                 <w:i w:val="1"/>
+                <w:iCs w:val="1"/>
                 <w:rtl w:val="0"/>
               </w:rPr>
               <w:t xml:space="preserve">Ulloa Gonzalo</w:t>
@@ -4119,7 +4318,9 @@
               <w:rPr>
                 <w:rFonts w:ascii="Calibri" w:cs="Calibri" w:eastAsia="Calibri" w:hAnsi="Calibri"/>
                 <w:b w:val="0"/>
+                <w:bCs w:val="0"/>
                 <w:i w:val="1"/>
+                <w:iCs w:val="1"/>
                 <w:smallCaps w:val="0"/>
                 <w:strike w:val="0"/>
                 <w:color w:val="000000"/>
@@ -4134,7 +4335,9 @@
               <w:rPr>
                 <w:rFonts w:ascii="Calibri" w:cs="Calibri" w:eastAsia="Calibri" w:hAnsi="Calibri"/>
                 <w:b w:val="0"/>
+                <w:bCs w:val="0"/>
                 <w:i w:val="1"/>
+                <w:iCs w:val="1"/>
                 <w:smallCaps w:val="0"/>
                 <w:strike w:val="0"/>
                 <w:color w:val="000000"/>
@@ -4180,7 +4383,9 @@
               <w:rPr>
                 <w:rFonts w:ascii="Calibri" w:cs="Calibri" w:eastAsia="Calibri" w:hAnsi="Calibri"/>
                 <w:b w:val="0"/>
+                <w:bCs w:val="0"/>
                 <w:i w:val="1"/>
+                <w:iCs w:val="1"/>
                 <w:smallCaps w:val="0"/>
                 <w:strike w:val="0"/>
                 <w:color w:val="000000"/>
@@ -4195,7 +4400,9 @@
               <w:rPr>
                 <w:rFonts w:ascii="Calibri" w:cs="Calibri" w:eastAsia="Calibri" w:hAnsi="Calibri"/>
                 <w:b w:val="0"/>
+                <w:bCs w:val="0"/>
                 <w:i w:val="1"/>
+                <w:iCs w:val="1"/>
                 <w:smallCaps w:val="0"/>
                 <w:strike w:val="0"/>
                 <w:color w:val="000000"/>
@@ -4242,7 +4449,9 @@
               <w:rPr>
                 <w:rFonts w:ascii="Calibri" w:cs="Calibri" w:eastAsia="Calibri" w:hAnsi="Calibri"/>
                 <w:b w:val="0"/>
+                <w:bCs w:val="0"/>
                 <w:i w:val="1"/>
+                <w:iCs w:val="1"/>
                 <w:smallCaps w:val="0"/>
                 <w:strike w:val="0"/>
                 <w:color w:val="000000"/>
@@ -4257,7 +4466,9 @@
               <w:rPr>
                 <w:rFonts w:ascii="Calibri" w:cs="Calibri" w:eastAsia="Calibri" w:hAnsi="Calibri"/>
                 <w:b w:val="0"/>
+                <w:bCs w:val="0"/>
                 <w:i w:val="1"/>
+                <w:iCs w:val="1"/>
                 <w:smallCaps w:val="0"/>
                 <w:strike w:val="0"/>
                 <w:color w:val="000000"/>
@@ -4311,7 +4522,9 @@
               <w:rPr>
                 <w:rFonts w:ascii="Calibri" w:cs="Calibri" w:eastAsia="Calibri" w:hAnsi="Calibri"/>
                 <w:b w:val="0"/>
+                <w:bCs w:val="0"/>
                 <w:i w:val="1"/>
+                <w:iCs w:val="1"/>
                 <w:smallCaps w:val="0"/>
                 <w:strike w:val="0"/>
                 <w:color w:val="000000"/>
@@ -4326,7 +4539,9 @@
               <w:rPr>
                 <w:rFonts w:ascii="Calibri" w:cs="Calibri" w:eastAsia="Calibri" w:hAnsi="Calibri"/>
                 <w:b w:val="0"/>
+                <w:bCs w:val="0"/>
                 <w:i w:val="1"/>
+                <w:iCs w:val="1"/>
                 <w:smallCaps w:val="0"/>
                 <w:strike w:val="0"/>
                 <w:color w:val="000000"/>
@@ -4378,6 +4593,7 @@
               <w:rPr>
                 <w:rFonts w:ascii="Calibri" w:cs="Calibri" w:eastAsia="Calibri" w:hAnsi="Calibri"/>
                 <w:b w:val="0"/>
+                <w:bCs w:val="0"/>
                 <w:smallCaps w:val="0"/>
                 <w:strike w:val="0"/>
                 <w:color w:val="000000"/>
@@ -4419,6 +4635,7 @@
               <w:rPr>
                 <w:rFonts w:ascii="Calibri" w:cs="Calibri" w:eastAsia="Calibri" w:hAnsi="Calibri"/>
                 <w:b w:val="0"/>
+                <w:bCs w:val="0"/>
                 <w:smallCaps w:val="0"/>
                 <w:strike w:val="0"/>
                 <w:color w:val="000000"/>
@@ -4481,7 +4698,9 @@
               <w:rPr>
                 <w:rFonts w:ascii="Calibri" w:cs="Calibri" w:eastAsia="Calibri" w:hAnsi="Calibri"/>
                 <w:b w:val="0"/>
+                <w:bCs w:val="0"/>
                 <w:i w:val="1"/>
+                <w:iCs w:val="1"/>
                 <w:smallCaps w:val="0"/>
                 <w:strike w:val="0"/>
                 <w:color w:val="000000"/>
@@ -4496,7 +4715,9 @@
               <w:rPr>
                 <w:rFonts w:ascii="Calibri" w:cs="Calibri" w:eastAsia="Calibri" w:hAnsi="Calibri"/>
                 <w:b w:val="0"/>
+                <w:bCs w:val="0"/>
                 <w:i w:val="1"/>
+                <w:iCs w:val="1"/>
                 <w:smallCaps w:val="0"/>
                 <w:strike w:val="0"/>
                 <w:color w:val="000000"/>
@@ -4548,7 +4769,9 @@
               <w:rPr>
                 <w:rFonts w:ascii="Calibri" w:cs="Calibri" w:eastAsia="Calibri" w:hAnsi="Calibri"/>
                 <w:b w:val="0"/>
+                <w:bCs w:val="0"/>
                 <w:i w:val="1"/>
+                <w:iCs w:val="1"/>
                 <w:smallCaps w:val="0"/>
                 <w:strike w:val="0"/>
                 <w:color w:val="000000"/>
@@ -4563,7 +4786,9 @@
               <w:rPr>
                 <w:rFonts w:ascii="Calibri" w:cs="Calibri" w:eastAsia="Calibri" w:hAnsi="Calibri"/>
                 <w:b w:val="0"/>
+                <w:bCs w:val="0"/>
                 <w:i w:val="1"/>
+                <w:iCs w:val="1"/>
                 <w:smallCaps w:val="0"/>
                 <w:strike w:val="0"/>
                 <w:color w:val="000000"/>
@@ -4609,7 +4834,9 @@
               <w:rPr>
                 <w:rFonts w:ascii="Calibri" w:cs="Calibri" w:eastAsia="Calibri" w:hAnsi="Calibri"/>
                 <w:b w:val="0"/>
+                <w:bCs w:val="0"/>
                 <w:i w:val="1"/>
+                <w:iCs w:val="1"/>
                 <w:smallCaps w:val="0"/>
                 <w:strike w:val="0"/>
                 <w:color w:val="000000"/>
@@ -4624,7 +4851,9 @@
               <w:rPr>
                 <w:rFonts w:ascii="Calibri" w:cs="Calibri" w:eastAsia="Calibri" w:hAnsi="Calibri"/>
                 <w:b w:val="0"/>
+                <w:bCs w:val="0"/>
                 <w:i w:val="1"/>
+                <w:iCs w:val="1"/>
                 <w:smallCaps w:val="0"/>
                 <w:strike w:val="0"/>
                 <w:color w:val="000000"/>
@@ -4671,7 +4900,9 @@
               <w:rPr>
                 <w:rFonts w:ascii="Calibri" w:cs="Calibri" w:eastAsia="Calibri" w:hAnsi="Calibri"/>
                 <w:b w:val="0"/>
+                <w:bCs w:val="0"/>
                 <w:i w:val="1"/>
+                <w:iCs w:val="1"/>
                 <w:smallCaps w:val="0"/>
                 <w:strike w:val="0"/>
                 <w:color w:val="000000"/>
@@ -4686,7 +4917,9 @@
               <w:rPr>
                 <w:rFonts w:ascii="Calibri" w:cs="Calibri" w:eastAsia="Calibri" w:hAnsi="Calibri"/>
                 <w:b w:val="0"/>
+                <w:bCs w:val="0"/>
                 <w:i w:val="1"/>
+                <w:iCs w:val="1"/>
                 <w:smallCaps w:val="0"/>
                 <w:strike w:val="0"/>
                 <w:color w:val="000000"/>
@@ -4733,7 +4966,9 @@
               <w:rPr>
                 <w:rFonts w:ascii="Calibri" w:cs="Calibri" w:eastAsia="Calibri" w:hAnsi="Calibri"/>
                 <w:b w:val="0"/>
+                <w:bCs w:val="0"/>
                 <w:i w:val="1"/>
+                <w:iCs w:val="1"/>
                 <w:smallCaps w:val="0"/>
                 <w:strike w:val="0"/>
                 <w:color w:val="000000"/>
@@ -4748,7 +4983,9 @@
               <w:rPr>
                 <w:rFonts w:ascii="Calibri" w:cs="Calibri" w:eastAsia="Calibri" w:hAnsi="Calibri"/>
                 <w:b w:val="0"/>
+                <w:bCs w:val="0"/>
                 <w:i w:val="1"/>
+                <w:iCs w:val="1"/>
                 <w:smallCaps w:val="0"/>
                 <w:strike w:val="0"/>
                 <w:color w:val="000000"/>
@@ -4795,7 +5032,9 @@
               <w:rPr>
                 <w:rFonts w:ascii="Calibri" w:cs="Calibri" w:eastAsia="Calibri" w:hAnsi="Calibri"/>
                 <w:b w:val="0"/>
+                <w:bCs w:val="0"/>
                 <w:i w:val="1"/>
+                <w:iCs w:val="1"/>
                 <w:smallCaps w:val="0"/>
                 <w:strike w:val="0"/>
                 <w:color w:val="000000"/>
@@ -4810,7 +5049,9 @@
               <w:rPr>
                 <w:rFonts w:ascii="Calibri" w:cs="Calibri" w:eastAsia="Calibri" w:hAnsi="Calibri"/>
                 <w:b w:val="0"/>
+                <w:bCs w:val="0"/>
                 <w:i w:val="1"/>
+                <w:iCs w:val="1"/>
                 <w:smallCaps w:val="0"/>
                 <w:strike w:val="0"/>
                 <w:color w:val="000000"/>
@@ -4861,7 +5102,9 @@
               <w:rPr>
                 <w:rFonts w:ascii="Calibri" w:cs="Calibri" w:eastAsia="Calibri" w:hAnsi="Calibri"/>
                 <w:b w:val="0"/>
+                <w:bCs w:val="0"/>
                 <w:i w:val="1"/>
+                <w:iCs w:val="1"/>
                 <w:smallCaps w:val="0"/>
                 <w:strike w:val="0"/>
                 <w:color w:val="000000"/>
@@ -4909,7 +5152,9 @@
               <w:rPr>
                 <w:rFonts w:ascii="Calibri" w:cs="Calibri" w:eastAsia="Calibri" w:hAnsi="Calibri"/>
                 <w:b w:val="0"/>
+                <w:bCs w:val="0"/>
                 <w:i w:val="1"/>
+                <w:iCs w:val="1"/>
                 <w:smallCaps w:val="0"/>
                 <w:strike w:val="0"/>
                 <w:color w:val="000000"/>
@@ -4958,7 +5203,9 @@
               <w:rPr>
                 <w:rFonts w:ascii="Calibri" w:cs="Calibri" w:eastAsia="Calibri" w:hAnsi="Calibri"/>
                 <w:b w:val="0"/>
+                <w:bCs w:val="0"/>
                 <w:i w:val="1"/>
+                <w:iCs w:val="1"/>
                 <w:smallCaps w:val="0"/>
                 <w:strike w:val="0"/>
                 <w:color w:val="000000"/>
@@ -5007,7 +5254,9 @@
               <w:rPr>
                 <w:rFonts w:ascii="Calibri" w:cs="Calibri" w:eastAsia="Calibri" w:hAnsi="Calibri"/>
                 <w:b w:val="0"/>
+                <w:bCs w:val="0"/>
                 <w:i w:val="1"/>
+                <w:iCs w:val="1"/>
                 <w:smallCaps w:val="0"/>
                 <w:strike w:val="0"/>
                 <w:color w:val="000000"/>
@@ -5056,7 +5305,9 @@
               <w:rPr>
                 <w:rFonts w:ascii="Calibri" w:cs="Calibri" w:eastAsia="Calibri" w:hAnsi="Calibri"/>
                 <w:b w:val="0"/>
+                <w:bCs w:val="0"/>
                 <w:i w:val="1"/>
+                <w:iCs w:val="1"/>
                 <w:smallCaps w:val="0"/>
                 <w:strike w:val="0"/>
                 <w:color w:val="000000"/>
@@ -5110,7 +5361,9 @@
               <w:rPr>
                 <w:rFonts w:ascii="Calibri" w:cs="Calibri" w:eastAsia="Calibri" w:hAnsi="Calibri"/>
                 <w:b w:val="0"/>
+                <w:bCs w:val="0"/>
                 <w:i w:val="1"/>
+                <w:iCs w:val="1"/>
                 <w:smallCaps w:val="0"/>
                 <w:strike w:val="0"/>
                 <w:color w:val="000000"/>
@@ -5158,7 +5411,9 @@
               <w:rPr>
                 <w:rFonts w:ascii="Calibri" w:cs="Calibri" w:eastAsia="Calibri" w:hAnsi="Calibri"/>
                 <w:b w:val="0"/>
+                <w:bCs w:val="0"/>
                 <w:i w:val="1"/>
+                <w:iCs w:val="1"/>
                 <w:smallCaps w:val="0"/>
                 <w:strike w:val="0"/>
                 <w:color w:val="000000"/>
@@ -5207,7 +5462,9 @@
               <w:rPr>
                 <w:rFonts w:ascii="Calibri" w:cs="Calibri" w:eastAsia="Calibri" w:hAnsi="Calibri"/>
                 <w:b w:val="0"/>
+                <w:bCs w:val="0"/>
                 <w:i w:val="1"/>
+                <w:iCs w:val="1"/>
                 <w:smallCaps w:val="0"/>
                 <w:strike w:val="0"/>
                 <w:color w:val="000000"/>
@@ -5256,7 +5513,9 @@
               <w:rPr>
                 <w:rFonts w:ascii="Calibri" w:cs="Calibri" w:eastAsia="Calibri" w:hAnsi="Calibri"/>
                 <w:b w:val="0"/>
+                <w:bCs w:val="0"/>
                 <w:i w:val="1"/>
+                <w:iCs w:val="1"/>
                 <w:smallCaps w:val="0"/>
                 <w:strike w:val="0"/>
                 <w:color w:val="000000"/>
@@ -5305,7 +5564,9 @@
               <w:rPr>
                 <w:rFonts w:ascii="Calibri" w:cs="Calibri" w:eastAsia="Calibri" w:hAnsi="Calibri"/>
                 <w:b w:val="0"/>
+                <w:bCs w:val="0"/>
                 <w:i w:val="1"/>
+                <w:iCs w:val="1"/>
                 <w:smallCaps w:val="0"/>
                 <w:strike w:val="0"/>
                 <w:color w:val="000000"/>
@@ -5362,7 +5623,9 @@
               <w:rPr>
                 <w:rFonts w:ascii="Calibri" w:cs="Calibri" w:eastAsia="Calibri" w:hAnsi="Calibri"/>
                 <w:b w:val="0"/>
+                <w:bCs w:val="0"/>
                 <w:i w:val="1"/>
+                <w:iCs w:val="1"/>
                 <w:smallCaps w:val="0"/>
                 <w:strike w:val="0"/>
                 <w:color w:val="000000"/>
@@ -5377,7 +5640,9 @@
               <w:rPr>
                 <w:rFonts w:ascii="Calibri" w:cs="Calibri" w:eastAsia="Calibri" w:hAnsi="Calibri"/>
                 <w:b w:val="0"/>
+                <w:bCs w:val="0"/>
                 <w:i w:val="1"/>
+                <w:iCs w:val="1"/>
                 <w:smallCaps w:val="0"/>
                 <w:strike w:val="0"/>
                 <w:color w:val="000000"/>
@@ -5430,7 +5695,9 @@
               <w:rPr>
                 <w:rFonts w:ascii="Calibri" w:cs="Calibri" w:eastAsia="Calibri" w:hAnsi="Calibri"/>
                 <w:b w:val="0"/>
+                <w:bCs w:val="0"/>
                 <w:i w:val="1"/>
+                <w:iCs w:val="1"/>
                 <w:smallCaps w:val="0"/>
                 <w:strike w:val="0"/>
                 <w:color w:val="0000ff"/>
@@ -5445,7 +5712,9 @@
               <w:rPr>
                 <w:rFonts w:ascii="Calibri" w:cs="Calibri" w:eastAsia="Calibri" w:hAnsi="Calibri"/>
                 <w:b w:val="0"/>
+                <w:bCs w:val="0"/>
                 <w:i w:val="1"/>
+                <w:iCs w:val="1"/>
                 <w:smallCaps w:val="0"/>
                 <w:strike w:val="0"/>
                 <w:color w:val="000000"/>
@@ -5462,7 +5731,9 @@
               <w:rPr>
                 <w:rFonts w:ascii="Calibri" w:cs="Calibri" w:eastAsia="Calibri" w:hAnsi="Calibri"/>
                 <w:b w:val="0"/>
+                <w:bCs w:val="0"/>
                 <w:i w:val="1"/>
+                <w:iCs w:val="1"/>
                 <w:smallCaps w:val="0"/>
                 <w:strike w:val="0"/>
                 <w:color w:val="0000ff"/>
@@ -5515,7 +5786,9 @@
               <w:rPr>
                 <w:rFonts w:ascii="Calibri" w:cs="Calibri" w:eastAsia="Calibri" w:hAnsi="Calibri"/>
                 <w:b w:val="0"/>
+                <w:bCs w:val="0"/>
                 <w:i w:val="1"/>
+                <w:iCs w:val="1"/>
                 <w:smallCaps w:val="0"/>
                 <w:strike w:val="0"/>
                 <w:color w:val="000000"/>
@@ -5530,7 +5803,9 @@
               <w:rPr>
                 <w:rFonts w:ascii="Calibri" w:cs="Calibri" w:eastAsia="Calibri" w:hAnsi="Calibri"/>
                 <w:b w:val="0"/>
+                <w:bCs w:val="0"/>
                 <w:i w:val="1"/>
+                <w:iCs w:val="1"/>
                 <w:smallCaps w:val="0"/>
                 <w:strike w:val="0"/>
                 <w:color w:val="000000"/>
@@ -5567,7 +5842,9 @@
         <w:rPr>
           <w:rFonts w:ascii="Arial" w:cs="Arial" w:eastAsia="Arial" w:hAnsi="Arial"/>
           <w:b w:val="0"/>
+          <w:bCs w:val="0"/>
           <w:i w:val="1"/>
+          <w:iCs w:val="1"/>
           <w:smallCaps w:val="0"/>
           <w:strike w:val="0"/>
           <w:color w:val="0000ff"/>
@@ -5607,7 +5884,9 @@
         <w:rPr>
           <w:rFonts w:ascii="Cambria" w:cs="Cambria" w:eastAsia="Cambria" w:hAnsi="Cambria"/>
           <w:b w:val="1"/>
+          <w:bCs w:val="1"/>
           <w:i w:val="0"/>
+          <w:iCs w:val="0"/>
           <w:smallCaps w:val="0"/>
           <w:strike w:val="0"/>
           <w:color w:val="366091"/>
@@ -6155,7 +6434,9 @@
       <w:rPr>
         <w:rFonts w:ascii="Cambria" w:cs="Cambria" w:eastAsia="Cambria" w:hAnsi="Cambria"/>
         <w:b w:val="0"/>
+        <w:bCs w:val="0"/>
         <w:i w:val="0"/>
+        <w:iCs w:val="0"/>
         <w:smallCaps w:val="0"/>
         <w:strike w:val="0"/>
         <w:color w:val="000000"/>
@@ -6170,7 +6451,9 @@
       <w:rPr>
         <w:rFonts w:ascii="Cambria" w:cs="Cambria" w:eastAsia="Cambria" w:hAnsi="Cambria"/>
         <w:b w:val="0"/>
+        <w:bCs w:val="0"/>
         <w:i w:val="0"/>
+        <w:iCs w:val="0"/>
         <w:smallCaps w:val="0"/>
         <w:strike w:val="0"/>
         <w:color w:val="000000"/>
@@ -6187,7 +6470,9 @@
       <w:rPr>
         <w:rFonts w:ascii="Cambria" w:cs="Cambria" w:eastAsia="Cambria" w:hAnsi="Cambria"/>
         <w:b w:val="0"/>
+        <w:bCs w:val="0"/>
         <w:i w:val="0"/>
+        <w:iCs w:val="0"/>
         <w:smallCaps w:val="0"/>
         <w:strike w:val="0"/>
         <w:color w:val="000000"/>
@@ -6204,7 +6489,9 @@
       <w:rPr>
         <w:rFonts w:ascii="Cambria" w:cs="Cambria" w:eastAsia="Cambria" w:hAnsi="Cambria"/>
         <w:b w:val="0"/>
+        <w:bCs w:val="0"/>
         <w:i w:val="0"/>
+        <w:iCs w:val="0"/>
         <w:smallCaps w:val="0"/>
         <w:strike w:val="0"/>
         <w:color w:val="000000"/>
@@ -6255,7 +6542,9 @@
       <w:rPr>
         <w:rFonts w:ascii="Cambria" w:cs="Cambria" w:eastAsia="Cambria" w:hAnsi="Cambria"/>
         <w:b w:val="0"/>
+        <w:bCs w:val="0"/>
         <w:i w:val="0"/>
+        <w:iCs w:val="0"/>
         <w:smallCaps w:val="0"/>
         <w:strike w:val="0"/>
         <w:color w:val="000000"/>
@@ -6277,7 +6566,9 @@
       <w:rPr>
         <w:rFonts w:ascii="Cambria" w:cs="Cambria" w:eastAsia="Cambria" w:hAnsi="Cambria"/>
         <w:b w:val="0"/>
+        <w:bCs w:val="0"/>
         <w:i w:val="0"/>
+        <w:iCs w:val="0"/>
         <w:smallCaps w:val="0"/>
         <w:strike w:val="0"/>
         <w:color w:val="000000"/>
@@ -6299,12 +6590,12 @@
           <wp:extent cx="669290" cy="669290"/>
           <wp:effectExtent b="0" l="0" r="0" t="0"/>
           <wp:wrapSquare wrapText="bothSides" distB="0" distT="0" distL="114300" distR="114300"/>
-          <wp:docPr descr="psi-negro.png" id="14" name="image2.png"/>
+          <wp:docPr descr="psi-negro.png" id="14" name="image1.png"/>
           <a:graphic>
             <a:graphicData uri="http://schemas.openxmlformats.org/drawingml/2006/picture">
               <pic:pic>
                 <pic:nvPicPr>
-                  <pic:cNvPr descr="psi-negro.png" id="0" name="image2.png"/>
+                  <pic:cNvPr descr="psi-negro.png" id="0" name="image1.png"/>
                   <pic:cNvPicPr preferRelativeResize="0"/>
                 </pic:nvPicPr>
                 <pic:blipFill>
@@ -6332,7 +6623,9 @@
       <w:rPr>
         <w:rFonts w:ascii="Cambria" w:cs="Cambria" w:eastAsia="Cambria" w:hAnsi="Cambria"/>
         <w:b w:val="0"/>
+        <w:bCs w:val="0"/>
         <w:i w:val="0"/>
+        <w:iCs w:val="0"/>
         <w:smallCaps w:val="0"/>
         <w:strike w:val="0"/>
         <w:color w:val="000000"/>
@@ -6354,12 +6647,12 @@
           <wp:extent cx="425450" cy="666750"/>
           <wp:effectExtent b="0" l="0" r="0" t="0"/>
           <wp:wrapSquare wrapText="bothSides" distB="0" distT="0" distL="114300" distR="114300"/>
-          <wp:docPr descr="UNPA.JPG" id="12" name="image1.jpg"/>
+          <wp:docPr descr="UNPA.JPG" id="12" name="image2.jpg"/>
           <a:graphic>
             <a:graphicData uri="http://schemas.openxmlformats.org/drawingml/2006/picture">
               <pic:pic>
                 <pic:nvPicPr>
-                  <pic:cNvPr descr="UNPA.JPG" id="0" name="image1.jpg"/>
+                  <pic:cNvPr descr="UNPA.JPG" id="0" name="image2.jpg"/>
                   <pic:cNvPicPr preferRelativeResize="0"/>
                 </pic:nvPicPr>
                 <pic:blipFill>
@@ -6387,7 +6680,9 @@
       <w:rPr>
         <w:rFonts w:ascii="Cambria" w:cs="Cambria" w:eastAsia="Cambria" w:hAnsi="Cambria"/>
         <w:b w:val="0"/>
+        <w:bCs w:val="0"/>
         <w:i w:val="0"/>
+        <w:iCs w:val="0"/>
         <w:smallCaps w:val="0"/>
         <w:strike w:val="0"/>
         <w:color w:val="000000"/>
@@ -6507,7 +6802,9 @@
       <w:rPr>
         <w:rFonts w:ascii="Cambria" w:cs="Cambria" w:eastAsia="Cambria" w:hAnsi="Cambria"/>
         <w:b w:val="0"/>
+        <w:bCs w:val="0"/>
         <w:i w:val="0"/>
+        <w:iCs w:val="0"/>
         <w:smallCaps w:val="0"/>
         <w:strike w:val="0"/>
         <w:color w:val="000000"/>
@@ -6627,7 +6924,9 @@
       <w:rPr>
         <w:rFonts w:ascii="Cambria" w:cs="Cambria" w:eastAsia="Cambria" w:hAnsi="Cambria"/>
         <w:b w:val="0"/>
+        <w:bCs w:val="0"/>
         <w:i w:val="0"/>
+        <w:iCs w:val="0"/>
         <w:smallCaps w:val="0"/>
         <w:strike w:val="0"/>
         <w:color w:val="000000"/>
@@ -6831,7 +7130,9 @@
       <w:rPr>
         <w:rFonts w:ascii="Cambria" w:cs="Cambria" w:eastAsia="Cambria" w:hAnsi="Cambria"/>
         <w:b w:val="0"/>
+        <w:bCs w:val="0"/>
         <w:i w:val="0"/>
+        <w:iCs w:val="0"/>
         <w:smallCaps w:val="0"/>
         <w:strike w:val="0"/>
         <w:color w:val="000000"/>
@@ -7123,6 +7424,7 @@
     <w:rPr>
       <w:rFonts w:ascii="Cambria" w:cs="Cambria" w:eastAsia="Cambria" w:hAnsi="Cambria"/>
       <w:b w:val="1"/>
+      <w:bCs w:val="1"/>
       <w:color w:val="366091"/>
       <w:sz w:val="28"/>
       <w:szCs w:val="28"/>
@@ -7139,6 +7441,7 @@
     <w:rPr>
       <w:rFonts w:ascii="Cambria" w:cs="Cambria" w:eastAsia="Cambria" w:hAnsi="Cambria"/>
       <w:b w:val="1"/>
+      <w:bCs w:val="1"/>
       <w:color w:val="4f81bd"/>
       <w:sz w:val="26"/>
       <w:szCs w:val="26"/>
@@ -7155,6 +7458,7 @@
     <w:rPr>
       <w:rFonts w:ascii="Cambria" w:cs="Cambria" w:eastAsia="Cambria" w:hAnsi="Cambria"/>
       <w:b w:val="1"/>
+      <w:bCs w:val="1"/>
       <w:color w:val="4f81bd"/>
     </w:rPr>
   </w:style>
@@ -7169,7 +7473,9 @@
     <w:rPr>
       <w:rFonts w:ascii="Cambria" w:cs="Cambria" w:eastAsia="Cambria" w:hAnsi="Cambria"/>
       <w:b w:val="1"/>
+      <w:bCs w:val="1"/>
       <w:i w:val="1"/>
+      <w:iCs w:val="1"/>
       <w:color w:val="4f81bd"/>
     </w:rPr>
   </w:style>
@@ -7198,6 +7504,7 @@
     <w:rPr>
       <w:rFonts w:ascii="Times New Roman" w:cs="Times New Roman" w:eastAsia="Times New Roman" w:hAnsi="Times New Roman"/>
       <w:i w:val="1"/>
+      <w:iCs w:val="1"/>
     </w:rPr>
   </w:style>
   <w:style w:type="paragraph" w:styleId="Title">
@@ -7230,6 +7537,7 @@
     <w:rPr>
       <w:rFonts w:ascii="Georgia" w:cs="Georgia" w:eastAsia="Georgia" w:hAnsi="Georgia"/>
       <w:i w:val="1"/>
+      <w:iCs w:val="1"/>
       <w:color w:val="666666"/>
       <w:sz w:val="48"/>
       <w:szCs w:val="48"/>

--- a/Etapa Construcción - Iteración 1/Pruebas 1° Tanda de CUs a implementar/Caso de Prueba CU09： Crear Tarea-Kairos-NexTech.docx
+++ b/Etapa Construcción - Iteración 1/Pruebas 1° Tanda de CUs a implementar/Caso de Prueba CU09： Crear Tarea-Kairos-NexTech.docx
@@ -1021,12 +1021,12 @@
             <wp:extent cx="1200150" cy="1200150"/>
             <wp:effectExtent b="0" l="0" r="0" t="0"/>
             <wp:wrapSquare wrapText="bothSides" distB="0" distT="0" distL="114300" distR="114300"/>
-            <wp:docPr descr="psi-negro.png" id="16" name="image1.png"/>
+            <wp:docPr descr="psi-negro.png" id="16" name="image2.png"/>
             <a:graphic>
               <a:graphicData uri="http://schemas.openxmlformats.org/drawingml/2006/picture">
                 <pic:pic>
                   <pic:nvPicPr>
-                    <pic:cNvPr descr="psi-negro.png" id="0" name="image1.png"/>
+                    <pic:cNvPr descr="psi-negro.png" id="0" name="image2.png"/>
                     <pic:cNvPicPr preferRelativeResize="0"/>
                   </pic:nvPicPr>
                   <pic:blipFill>
@@ -1078,12 +1078,12 @@
             <wp:extent cx="1304925" cy="2019300"/>
             <wp:effectExtent b="0" l="0" r="0" t="0"/>
             <wp:wrapSquare wrapText="bothSides" distB="0" distT="0" distL="114300" distR="114300"/>
-            <wp:docPr descr="UNPA.JPG" id="15" name="image2.jpg"/>
+            <wp:docPr descr="UNPA.JPG" id="15" name="image1.jpg"/>
             <a:graphic>
               <a:graphicData uri="http://schemas.openxmlformats.org/drawingml/2006/picture">
                 <pic:pic>
                   <pic:nvPicPr>
-                    <pic:cNvPr descr="UNPA.JPG" id="0" name="image2.jpg"/>
+                    <pic:cNvPr descr="UNPA.JPG" id="0" name="image1.jpg"/>
                     <pic:cNvPicPr preferRelativeResize="0"/>
                   </pic:nvPicPr>
                   <pic:blipFill>
@@ -1352,12 +1352,12 @@
             <wp:extent cx="1200150" cy="1200150"/>
             <wp:effectExtent b="0" l="0" r="0" t="0"/>
             <wp:wrapSquare wrapText="bothSides" distB="0" distT="0" distL="114300" distR="114300"/>
-            <wp:docPr descr="psi-negro.png" id="13" name="image1.png"/>
+            <wp:docPr descr="psi-negro.png" id="13" name="image2.png"/>
             <a:graphic>
               <a:graphicData uri="http://schemas.openxmlformats.org/drawingml/2006/picture">
                 <pic:pic>
                   <pic:nvPicPr>
-                    <pic:cNvPr descr="psi-negro.png" id="0" name="image1.png"/>
+                    <pic:cNvPr descr="psi-negro.png" id="0" name="image2.png"/>
                     <pic:cNvPicPr preferRelativeResize="0"/>
                   </pic:nvPicPr>
                   <pic:blipFill>
@@ -1459,7 +1459,7 @@
     </w:p>
     <w:sdt>
       <w:sdtPr>
-        <w:id w:val="-432579233"/>
+        <w:id w:val="1154445707"/>
         <w:docPartObj>
           <w:docPartGallery w:val="Table of Contents"/>
           <w:docPartUnique w:val="1"/>
@@ -6590,12 +6590,12 @@
           <wp:extent cx="669290" cy="669290"/>
           <wp:effectExtent b="0" l="0" r="0" t="0"/>
           <wp:wrapSquare wrapText="bothSides" distB="0" distT="0" distL="114300" distR="114300"/>
-          <wp:docPr descr="psi-negro.png" id="14" name="image1.png"/>
+          <wp:docPr descr="psi-negro.png" id="14" name="image2.png"/>
           <a:graphic>
             <a:graphicData uri="http://schemas.openxmlformats.org/drawingml/2006/picture">
               <pic:pic>
                 <pic:nvPicPr>
-                  <pic:cNvPr descr="psi-negro.png" id="0" name="image1.png"/>
+                  <pic:cNvPr descr="psi-negro.png" id="0" name="image2.png"/>
                   <pic:cNvPicPr preferRelativeResize="0"/>
                 </pic:nvPicPr>
                 <pic:blipFill>
@@ -6647,12 +6647,12 @@
           <wp:extent cx="425450" cy="666750"/>
           <wp:effectExtent b="0" l="0" r="0" t="0"/>
           <wp:wrapSquare wrapText="bothSides" distB="0" distT="0" distL="114300" distR="114300"/>
-          <wp:docPr descr="UNPA.JPG" id="12" name="image2.jpg"/>
+          <wp:docPr descr="UNPA.JPG" id="12" name="image1.jpg"/>
           <a:graphic>
             <a:graphicData uri="http://schemas.openxmlformats.org/drawingml/2006/picture">
               <pic:pic>
                 <pic:nvPicPr>
-                  <pic:cNvPr descr="UNPA.JPG" id="0" name="image2.jpg"/>
+                  <pic:cNvPr descr="UNPA.JPG" id="0" name="image1.jpg"/>
                   <pic:cNvPicPr preferRelativeResize="0"/>
                 </pic:nvPicPr>
                 <pic:blipFill>

--- a/Etapa Construcción - Iteración 1/Pruebas 1° Tanda de CUs a implementar/Caso de Prueba CU09： Crear Tarea-Kairos-NexTech.docx
+++ b/Etapa Construcción - Iteración 1/Pruebas 1° Tanda de CUs a implementar/Caso de Prueba CU09： Crear Tarea-Kairos-NexTech.docx
@@ -1021,12 +1021,12 @@
             <wp:extent cx="1200150" cy="1200150"/>
             <wp:effectExtent b="0" l="0" r="0" t="0"/>
             <wp:wrapSquare wrapText="bothSides" distB="0" distT="0" distL="114300" distR="114300"/>
-            <wp:docPr descr="psi-negro.png" id="16" name="image2.png"/>
+            <wp:docPr descr="psi-negro.png" id="16" name="image1.png"/>
             <a:graphic>
               <a:graphicData uri="http://schemas.openxmlformats.org/drawingml/2006/picture">
                 <pic:pic>
                   <pic:nvPicPr>
-                    <pic:cNvPr descr="psi-negro.png" id="0" name="image2.png"/>
+                    <pic:cNvPr descr="psi-negro.png" id="0" name="image1.png"/>
                     <pic:cNvPicPr preferRelativeResize="0"/>
                   </pic:nvPicPr>
                   <pic:blipFill>
@@ -1078,12 +1078,12 @@
             <wp:extent cx="1304925" cy="2019300"/>
             <wp:effectExtent b="0" l="0" r="0" t="0"/>
             <wp:wrapSquare wrapText="bothSides" distB="0" distT="0" distL="114300" distR="114300"/>
-            <wp:docPr descr="UNPA.JPG" id="15" name="image1.jpg"/>
+            <wp:docPr descr="UNPA.JPG" id="15" name="image2.jpg"/>
             <a:graphic>
               <a:graphicData uri="http://schemas.openxmlformats.org/drawingml/2006/picture">
                 <pic:pic>
                   <pic:nvPicPr>
-                    <pic:cNvPr descr="UNPA.JPG" id="0" name="image1.jpg"/>
+                    <pic:cNvPr descr="UNPA.JPG" id="0" name="image2.jpg"/>
                     <pic:cNvPicPr preferRelativeResize="0"/>
                   </pic:nvPicPr>
                   <pic:blipFill>
@@ -1352,12 +1352,12 @@
             <wp:extent cx="1200150" cy="1200150"/>
             <wp:effectExtent b="0" l="0" r="0" t="0"/>
             <wp:wrapSquare wrapText="bothSides" distB="0" distT="0" distL="114300" distR="114300"/>
-            <wp:docPr descr="psi-negro.png" id="13" name="image2.png"/>
+            <wp:docPr descr="psi-negro.png" id="13" name="image1.png"/>
             <a:graphic>
               <a:graphicData uri="http://schemas.openxmlformats.org/drawingml/2006/picture">
                 <pic:pic>
                   <pic:nvPicPr>
-                    <pic:cNvPr descr="psi-negro.png" id="0" name="image2.png"/>
+                    <pic:cNvPr descr="psi-negro.png" id="0" name="image1.png"/>
                     <pic:cNvPicPr preferRelativeResize="0"/>
                   </pic:nvPicPr>
                   <pic:blipFill>
@@ -1459,7 +1459,7 @@
     </w:p>
     <w:sdt>
       <w:sdtPr>
-        <w:id w:val="1154445707"/>
+        <w:id w:val="1399086183"/>
         <w:docPartObj>
           <w:docPartGallery w:val="Table of Contents"/>
           <w:docPartUnique w:val="1"/>
@@ -6590,12 +6590,12 @@
           <wp:extent cx="669290" cy="669290"/>
           <wp:effectExtent b="0" l="0" r="0" t="0"/>
           <wp:wrapSquare wrapText="bothSides" distB="0" distT="0" distL="114300" distR="114300"/>
-          <wp:docPr descr="psi-negro.png" id="14" name="image2.png"/>
+          <wp:docPr descr="psi-negro.png" id="14" name="image1.png"/>
           <a:graphic>
             <a:graphicData uri="http://schemas.openxmlformats.org/drawingml/2006/picture">
               <pic:pic>
                 <pic:nvPicPr>
-                  <pic:cNvPr descr="psi-negro.png" id="0" name="image2.png"/>
+                  <pic:cNvPr descr="psi-negro.png" id="0" name="image1.png"/>
                   <pic:cNvPicPr preferRelativeResize="0"/>
                 </pic:nvPicPr>
                 <pic:blipFill>
@@ -6647,12 +6647,12 @@
           <wp:extent cx="425450" cy="666750"/>
           <wp:effectExtent b="0" l="0" r="0" t="0"/>
           <wp:wrapSquare wrapText="bothSides" distB="0" distT="0" distL="114300" distR="114300"/>
-          <wp:docPr descr="UNPA.JPG" id="12" name="image1.jpg"/>
+          <wp:docPr descr="UNPA.JPG" id="12" name="image2.jpg"/>
           <a:graphic>
             <a:graphicData uri="http://schemas.openxmlformats.org/drawingml/2006/picture">
               <pic:pic>
                 <pic:nvPicPr>
-                  <pic:cNvPr descr="UNPA.JPG" id="0" name="image1.jpg"/>
+                  <pic:cNvPr descr="UNPA.JPG" id="0" name="image2.jpg"/>
                   <pic:cNvPicPr preferRelativeResize="0"/>
                 </pic:nvPicPr>
                 <pic:blipFill>

--- a/Etapa Construcción - Iteración 1/Pruebas 1° Tanda de CUs a implementar/Caso de Prueba CU09： Crear Tarea-Kairos-NexTech.docx
+++ b/Etapa Construcción - Iteración 1/Pruebas 1° Tanda de CUs a implementar/Caso de Prueba CU09： Crear Tarea-Kairos-NexTech.docx
@@ -1021,12 +1021,12 @@
             <wp:extent cx="1200150" cy="1200150"/>
             <wp:effectExtent b="0" l="0" r="0" t="0"/>
             <wp:wrapSquare wrapText="bothSides" distB="0" distT="0" distL="114300" distR="114300"/>
-            <wp:docPr descr="psi-negro.png" id="16" name="image1.png"/>
+            <wp:docPr descr="psi-negro.png" id="16" name="image2.png"/>
             <a:graphic>
               <a:graphicData uri="http://schemas.openxmlformats.org/drawingml/2006/picture">
                 <pic:pic>
                   <pic:nvPicPr>
-                    <pic:cNvPr descr="psi-negro.png" id="0" name="image1.png"/>
+                    <pic:cNvPr descr="psi-negro.png" id="0" name="image2.png"/>
                     <pic:cNvPicPr preferRelativeResize="0"/>
                   </pic:nvPicPr>
                   <pic:blipFill>
@@ -1078,12 +1078,12 @@
             <wp:extent cx="1304925" cy="2019300"/>
             <wp:effectExtent b="0" l="0" r="0" t="0"/>
             <wp:wrapSquare wrapText="bothSides" distB="0" distT="0" distL="114300" distR="114300"/>
-            <wp:docPr descr="UNPA.JPG" id="15" name="image2.jpg"/>
+            <wp:docPr descr="UNPA.JPG" id="15" name="image1.jpg"/>
             <a:graphic>
               <a:graphicData uri="http://schemas.openxmlformats.org/drawingml/2006/picture">
                 <pic:pic>
                   <pic:nvPicPr>
-                    <pic:cNvPr descr="UNPA.JPG" id="0" name="image2.jpg"/>
+                    <pic:cNvPr descr="UNPA.JPG" id="0" name="image1.jpg"/>
                     <pic:cNvPicPr preferRelativeResize="0"/>
                   </pic:nvPicPr>
                   <pic:blipFill>
@@ -1352,12 +1352,12 @@
             <wp:extent cx="1200150" cy="1200150"/>
             <wp:effectExtent b="0" l="0" r="0" t="0"/>
             <wp:wrapSquare wrapText="bothSides" distB="0" distT="0" distL="114300" distR="114300"/>
-            <wp:docPr descr="psi-negro.png" id="13" name="image1.png"/>
+            <wp:docPr descr="psi-negro.png" id="13" name="image2.png"/>
             <a:graphic>
               <a:graphicData uri="http://schemas.openxmlformats.org/drawingml/2006/picture">
                 <pic:pic>
                   <pic:nvPicPr>
-                    <pic:cNvPr descr="psi-negro.png" id="0" name="image1.png"/>
+                    <pic:cNvPr descr="psi-negro.png" id="0" name="image2.png"/>
                     <pic:cNvPicPr preferRelativeResize="0"/>
                   </pic:nvPicPr>
                   <pic:blipFill>
@@ -1459,7 +1459,7 @@
     </w:p>
     <w:sdt>
       <w:sdtPr>
-        <w:id w:val="1399086183"/>
+        <w:id w:val="1910002895"/>
         <w:docPartObj>
           <w:docPartGallery w:val="Table of Contents"/>
           <w:docPartUnique w:val="1"/>
@@ -6590,12 +6590,12 @@
           <wp:extent cx="669290" cy="669290"/>
           <wp:effectExtent b="0" l="0" r="0" t="0"/>
           <wp:wrapSquare wrapText="bothSides" distB="0" distT="0" distL="114300" distR="114300"/>
-          <wp:docPr descr="psi-negro.png" id="14" name="image1.png"/>
+          <wp:docPr descr="psi-negro.png" id="14" name="image2.png"/>
           <a:graphic>
             <a:graphicData uri="http://schemas.openxmlformats.org/drawingml/2006/picture">
               <pic:pic>
                 <pic:nvPicPr>
-                  <pic:cNvPr descr="psi-negro.png" id="0" name="image1.png"/>
+                  <pic:cNvPr descr="psi-negro.png" id="0" name="image2.png"/>
                   <pic:cNvPicPr preferRelativeResize="0"/>
                 </pic:nvPicPr>
                 <pic:blipFill>
@@ -6647,12 +6647,12 @@
           <wp:extent cx="425450" cy="666750"/>
           <wp:effectExtent b="0" l="0" r="0" t="0"/>
           <wp:wrapSquare wrapText="bothSides" distB="0" distT="0" distL="114300" distR="114300"/>
-          <wp:docPr descr="UNPA.JPG" id="12" name="image2.jpg"/>
+          <wp:docPr descr="UNPA.JPG" id="12" name="image1.jpg"/>
           <a:graphic>
             <a:graphicData uri="http://schemas.openxmlformats.org/drawingml/2006/picture">
               <pic:pic>
                 <pic:nvPicPr>
-                  <pic:cNvPr descr="UNPA.JPG" id="0" name="image2.jpg"/>
+                  <pic:cNvPr descr="UNPA.JPG" id="0" name="image1.jpg"/>
                   <pic:cNvPicPr preferRelativeResize="0"/>
                 </pic:nvPicPr>
                 <pic:blipFill>

--- a/Etapa Construcción - Iteración 1/Pruebas 1° Tanda de CUs a implementar/Caso de Prueba CU09： Crear Tarea-Kairos-NexTech.docx
+++ b/Etapa Construcción - Iteración 1/Pruebas 1° Tanda de CUs a implementar/Caso de Prueba CU09： Crear Tarea-Kairos-NexTech.docx
@@ -1459,7 +1459,7 @@
     </w:p>
     <w:sdt>
       <w:sdtPr>
-        <w:id w:val="1910002895"/>
+        <w:id w:val="1526882571"/>
         <w:docPartObj>
           <w:docPartGallery w:val="Table of Contents"/>
           <w:docPartUnique w:val="1"/>
